--- a/data/outputs/v2/Maths/SS3.4_Linear_Motion/Mathematics_Linear_Motion_SummaryTable.docx
+++ b/data/outputs/v2/Maths/SS3.4_Linear_Motion/Mathematics_Linear_Motion_SummaryTable.docx
@@ -38,6 +38,177 @@
           <w:szCs w:val="22"/>
         </w:rPr>
         <w:t xml:space="preserve">Sub-Strand 3.4: Linear Motion — Teacher Reference (Pre-filled)</w:t>
+      </w:r>
+    </w:p>
+    <w:p>
+      <w:pPr>
+        <w:spacing w:after="80" w:before="120"/>
+      </w:pPr>
+      <w:r>
+        <w:rPr>
+          <w:rFonts w:ascii="Arial" w:cs="Arial" w:eastAsia="Arial" w:hAnsi="Arial"/>
+          <w:b/>
+          <w:bCs/>
+          <w:color w:val="1F3864"/>
+          <w:sz w:val="20"/>
+          <w:szCs w:val="20"/>
+        </w:rPr>
+        <w:t xml:space="preserve">ATTRIBUTION AND LICENSING</w:t>
+      </w:r>
+    </w:p>
+    <w:p>
+      <w:pPr>
+        <w:spacing w:after="60" w:before="0"/>
+      </w:pPr>
+      <w:r>
+        <w:rPr>
+          <w:rFonts w:ascii="Arial" w:cs="Arial" w:eastAsia="Arial" w:hAnsi="Arial"/>
+          <w:b/>
+          <w:bCs/>
+          <w:sz w:val="17"/>
+          <w:szCs w:val="17"/>
+        </w:rPr>
+        <w:t xml:space="preserve">Curriculum Alignment: </w:t>
+      </w:r>
+      <w:r>
+        <w:rPr>
+          <w:rFonts w:ascii="Arial" w:cs="Arial" w:eastAsia="Arial" w:hAnsi="Arial"/>
+          <w:sz w:val="17"/>
+          <w:szCs w:val="17"/>
+        </w:rPr>
+        <w:t xml:space="preserve">Structured in pedagogical alignment with the competence-based curriculum format and learning outcomes established by the Kenya Institute of Curriculum Development (KICD). This material is independently developed and is not officially endorsed or published by KICD.</w:t>
+      </w:r>
+    </w:p>
+    <w:p>
+      <w:pPr>
+        <w:spacing w:after="60" w:before="0"/>
+      </w:pPr>
+      <w:r>
+        <w:rPr>
+          <w:rFonts w:ascii="Arial" w:cs="Arial" w:eastAsia="Arial" w:hAnsi="Arial"/>
+          <w:b/>
+          <w:bCs/>
+          <w:sz w:val="17"/>
+          <w:szCs w:val="17"/>
+        </w:rPr>
+        <w:t xml:space="preserve">Content &amp; Pedagogy: </w:t>
+      </w:r>
+      <w:r>
+        <w:rPr>
+          <w:rFonts w:ascii="Arial" w:cs="Arial" w:eastAsia="Arial" w:hAnsi="Arial"/>
+          <w:sz w:val="17"/>
+          <w:szCs w:val="17"/>
+        </w:rPr>
+        <w:t xml:space="preserve">Developed and adapted by the educator team at SeaVuria (registered 501(c)(3) in the United States and registered NGO in Kenya, No. 872-850A-BF11), who designed the pedagogical framework, lesson templates and exemplar lessons on which this material is based.</w:t>
+      </w:r>
+    </w:p>
+    <w:p>
+      <w:pPr>
+        <w:spacing w:after="60" w:before="0"/>
+      </w:pPr>
+      <w:r>
+        <w:rPr>
+          <w:rFonts w:ascii="Arial" w:cs="Arial" w:eastAsia="Arial" w:hAnsi="Arial"/>
+          <w:b/>
+          <w:bCs/>
+          <w:sz w:val="17"/>
+          <w:szCs w:val="17"/>
+        </w:rPr>
+        <w:t xml:space="preserve">Production &amp; Layout: </w:t>
+      </w:r>
+      <w:r>
+        <w:rPr>
+          <w:rFonts w:ascii="Arial" w:cs="Arial" w:eastAsia="Arial" w:hAnsi="Arial"/>
+          <w:sz w:val="17"/>
+          <w:szCs w:val="17"/>
+        </w:rPr>
+        <w:t xml:space="preserve">Educational design and curriculum sequencing by SeaVuria. Technical layout, structural formatting, and digital optimization/implementation executed in partnership with ARES Education (registered 501(c)(3) in the United States and Canada (as Afretech Aid) and registered NGO in Kenya), with lesson drafting and compilation assisted by AI (Claude, Anthropic).</w:t>
+      </w:r>
+    </w:p>
+    <w:p>
+      <w:pPr>
+        <w:pBdr>
+          <w:bottom w:val="single" w:color="1F3864" w:sz="6" w:space="6"/>
+        </w:pBdr>
+        <w:spacing w:after="60" w:before="0"/>
+      </w:pPr>
+      <w:r>
+        <w:rPr>
+          <w:rFonts w:ascii="Arial" w:cs="Arial" w:eastAsia="Arial" w:hAnsi="Arial"/>
+          <w:b/>
+          <w:bCs/>
+          <w:sz w:val="17"/>
+          <w:szCs w:val="17"/>
+        </w:rPr>
+        <w:t xml:space="preserve">Licensing &amp; Copyright: </w:t>
+      </w:r>
+      <w:r>
+        <w:rPr>
+          <w:rFonts w:ascii="Arial" w:cs="Arial" w:eastAsia="Arial" w:hAnsi="Arial"/>
+          <w:sz w:val="17"/>
+          <w:szCs w:val="17"/>
+        </w:rPr>
+        <w:t xml:space="preserve">© 2026 SeaVuria and ARES. This work is licensed under a </w:t>
+      </w:r>
+      <w:hyperlink w:history="1" r:id="rIdl6d3suyswq8o0jsgazc7x">
+        <w:r>
+          <w:rPr>
+            <w:rFonts w:ascii="Arial" w:cs="Arial" w:eastAsia="Arial" w:hAnsi="Arial"/>
+            <w:color w:val="1F6B75"/>
+            <w:sz w:val="17"/>
+            <w:szCs w:val="17"/>
+            <w:u w:val="single" w:color="1F6B75"/>
+          </w:rPr>
+          <w:t xml:space="preserve">Creative Commons Attribution-NonCommercial 4.0 International License</w:t>
+        </w:r>
+      </w:hyperlink>
+      <w:r>
+        <w:rPr>
+          <w:rFonts w:ascii="Arial" w:cs="Arial" w:eastAsia="Arial" w:hAnsi="Arial"/>
+          <w:sz w:val="17"/>
+          <w:szCs w:val="17"/>
+        </w:rPr>
+        <w:t xml:space="preserve"> (</w:t>
+      </w:r>
+      <w:hyperlink w:history="1" r:id="rId4utstbbba9vdxhmkmktnl">
+        <w:r>
+          <w:rPr>
+            <w:rFonts w:ascii="Arial" w:cs="Arial" w:eastAsia="Arial" w:hAnsi="Arial"/>
+            <w:color w:val="1F6B75"/>
+            <w:sz w:val="17"/>
+            <w:szCs w:val="17"/>
+            <w:u w:val="single" w:color="1F6B75"/>
+          </w:rPr>
+          <w:t xml:space="preserve">CC BY-NC 4.0</w:t>
+        </w:r>
+      </w:hyperlink>
+      <w:r>
+        <w:rPr>
+          <w:rFonts w:ascii="Arial" w:cs="Arial" w:eastAsia="Arial" w:hAnsi="Arial"/>
+          <w:sz w:val="17"/>
+          <w:szCs w:val="17"/>
+        </w:rPr>
+        <w:t xml:space="preserve">). To view a copy of this license, visit </w:t>
+      </w:r>
+      <w:hyperlink w:history="1" r:id="rIdykofreemc_q2tdlq5mv23">
+        <w:r>
+          <w:rPr>
+            <w:rFonts w:ascii="Arial" w:cs="Arial" w:eastAsia="Arial" w:hAnsi="Arial"/>
+            <w:color w:val="1F6B75"/>
+            <w:sz w:val="17"/>
+            <w:szCs w:val="17"/>
+            <w:u w:val="single" w:color="1F6B75"/>
+          </w:rPr>
+          <w:t xml:space="preserve">https://creativecommons.org/licenses/by-nc/4.0/</w:t>
+        </w:r>
+      </w:hyperlink>
+      <w:r>
+        <w:rPr>
+          <w:rFonts w:ascii="Arial" w:cs="Arial" w:eastAsia="Arial" w:hAnsi="Arial"/>
+          <w:sz w:val="17"/>
+          <w:szCs w:val="17"/>
+        </w:rPr>
+        <w:t xml:space="preserve">. You are free to copy, redistribute, and adapt this material in any medium or format, provided appropriate credit is given and the material is not used for commercial purposes. KICD learning outcomes and curriculum designations reproduced here for alignment purposes remain the property of KICD and are not covered by this license. Linked external resources (e.g. CK-12, Khan Academy, PhET) are subject to their own licenses.</w:t>
       </w:r>
     </w:p>
     <w:p>

--- a/data/outputs/v2/Maths/SS3.4_Linear_Motion/Mathematics_Linear_Motion_SummaryTable.docx
+++ b/data/outputs/v2/Maths/SS3.4_Linear_Motion/Mathematics_Linear_Motion_SummaryTable.docx
@@ -532,7 +532,7 @@
                 <w:sz w:val="18"/>
                 <w:szCs w:val="18"/>
               </w:rPr>
-              <w:t xml:space="preserve">Distance vs. Displacement: Why Direction Matters from the Start</w:t>
+              <w:t xml:space="preserve">The Timer Race Puzzle: Launching Linear Motion</w:t>
             </w:r>
           </w:p>
         </w:tc>
@@ -564,7 +564,7 @@
                 <w:sz w:val="18"/>
                 <w:szCs w:val="18"/>
               </w:rPr>
-              <w:t xml:space="preserve">Students observed a demonstration (or video) of a matatu travelling from Nairobi CBD to Westlands and back. They noted the total path covered and the start-to-finish straight-line separation. Teacher cold-called at least 3 students to describe what they noticed about the two measures. A wait time of 10 seconds was used after each prompt to encourage deeper thinking.</w:t>
+              <w:t xml:space="preserve">Two groups covering different path lengths arrived at the same finish point at the same time, while a third group that retraced part of the zigzag path ended up at a completely different location despite also covering significant distance.</w:t>
             </w:r>
           </w:p>
         </w:tc>
@@ -596,7 +596,7 @@
                 <w:sz w:val="18"/>
                 <w:szCs w:val="18"/>
               </w:rPr>
-              <w:t xml:space="preserve">Distance is a scalar quantity — it measures the total length of the path travelled, regardless of direction. Displacement is a vector quantity — it measures the shortest straight-line distance from the starting point to the finishing point, including direction. When an object returns to its starting point, displacement = 0 even though distance &gt; 0. Pedagogical note: Stress that this distinction underpins every lesson in the unit; students who conflate distance and displacement will struggle with all subsequent velocity and graph work.</w:t>
+              <w:t xml:space="preserve">The total length of a path and the final position of a traveller are not the same thing. The number representing distance alone does not tell us where someone ends up — direction of travel matters.</w:t>
             </w:r>
           </w:p>
         </w:tc>
@@ -628,7 +628,7 @@
                 <w:sz w:val="18"/>
                 <w:szCs w:val="18"/>
               </w:rPr>
-              <w:t xml:space="preserve">The matatu scenario was used as an anchor: the matatu covers 5 km to Westlands and 5 km back, so distance = 10 km but displacement = 0 km. Students were asked to explain in writing why a Kisumu fisherman who sails 3 km east then 3 km west has zero displacement but a tired body. Teacher noted that direction is encoded in displacement using positive/negative signs or compass bearings — connecting forward to the driving question's phrase 'direction always matters.'</w:t>
+              <w:t xml:space="preserve">Learners attempted to explain the puzzle using their own language, identifying that moving in two opposite directions can cancel out progress toward the finish. The word displacement was introduced as the mathematical term the class will define precisely in Lesson 2.</w:t>
             </w:r>
           </w:p>
         </w:tc>
@@ -681,7 +681,7 @@
                 <w:sz w:val="18"/>
                 <w:szCs w:val="18"/>
               </w:rPr>
-              <w:t xml:space="preserve">Speed vs. Velocity: Scalars, Vectors, and the Formula v = s ÷ t</w:t>
+              <w:t xml:space="preserve">Distance, Displacement, Speed and Velocity: Giving Direction to Numbers</w:t>
             </w:r>
           </w:p>
         </w:tc>
@@ -713,7 +713,7 @@
                 <w:sz w:val="18"/>
                 <w:szCs w:val="18"/>
               </w:rPr>
-              <w:t xml:space="preserve">Students observed two scenarios side-by-side: (a) a sprinter running 100 m along a straight track at Nyayo Stadium and (b) a boda-boda rider completing a circular route around a Nairobi estate. Data cards showed time and path length for each. Teacher asked students to predict — before any instruction — which rider had greater speed and which had greater velocity, allowing 10 seconds of think time before cold-calling 4 students.</w:t>
+              <w:t xml:space="preserve">We watched two video clips showing that a person can travel a long path but end up close to where they started, and that the speedometer of a matatu does not tell you which direction the matatu is heading.</w:t>
             </w:r>
           </w:p>
         </w:tc>
@@ -745,7 +745,7 @@
                 <w:sz w:val="18"/>
                 <w:szCs w:val="18"/>
               </w:rPr>
-              <w:t xml:space="preserve">Speed = distance ÷ time and is a scalar (magnitude only). Velocity = displacement ÷ time and is a vector (magnitude AND direction). Two objects can have the same speed but different velocities if they are moving in different directions. The SI unit for both is metres per second (m/s). Pedagogical note: Use the boda-boda example deliberately — if the rider returns to the start in 60 s, speed &gt; 0 but velocity = 0, providing a concrete hook for why direction cannot be ignored.</w:t>
+              <w:t xml:space="preserve">Distance is the total length of the path travelled (scalar). Displacement is the straight-line distance from start to finish with direction stated (vector). Speed equals distance divided by time. Velocity equals displacement divided by time and must include direction. A return journey to the starting point has zero displacement and therefore zero average velocity, even though average speed is not zero.</w:t>
             </w:r>
           </w:p>
         </w:tc>
@@ -777,7 +777,7 @@
                 <w:sz w:val="18"/>
                 <w:szCs w:val="18"/>
               </w:rPr>
-              <w:t xml:space="preserve">Students applied v = s ÷ t to calculate the sprinter's velocity (displacement = 100 m, time = 10 s, v = 10 m/s north) and the boda-boda rider's average velocity (displacement ≈ 0, so average velocity ≈ 0 m/s). They explained the apparent paradox — busy motion yet near-zero velocity — by linking back to the displacement definition from Lesson 1. Teacher reinforced the driving question: mathematics (the formula and the sign of displacement) is the tool that captures direction.</w:t>
+              <w:t xml:space="preserve">The timer-race puzzle is explained by the difference between displacement and distance. Group C had the same distance as the straight-line walker but a smaller displacement because they retraced steps, changing their direction and therefore their final position. The number on its own — whether distance or speed — does not tell us where someone ends up or which way they are going. Direction always matters.</w:t>
             </w:r>
           </w:p>
         </w:tc>
@@ -862,7 +862,7 @@
                 <w:sz w:val="18"/>
                 <w:szCs w:val="18"/>
               </w:rPr>
-              <w:t xml:space="preserve">Students observed illustrated scenarios: a matatu accelerating from a bus stop along Thika Road, a cyclist braking to a halt at a Kisumu roundabout, and a Rift Valley Express bus cruising at constant velocity on the Nakuru–Nairobi highway. For each scenario, students recorded whether velocity was changing and, if so, in what direction. Teacher provided 10 seconds of wait time before cold-calling 3 students per scenario to justify their reasoning.</w:t>
+              <w:t xml:space="preserve">Two illustrated scenarios: a matatu accelerating from 0 to 60 km/h at a Nairobi CBD bus stop (Panel A) and a boda-boda braking from 80 km/h to 20 km/h before a speed bump on Ngong Road (Panel B). Data tables showing initial velocity (u), final velocity (v), and time (t) for each vehicle. Computed ratios (v − u) / t — one positive, one negative — extracted from real data before the formula was named.</w:t>
             </w:r>
           </w:p>
         </w:tc>
@@ -894,7 +894,7 @@
                 <w:sz w:val="18"/>
                 <w:szCs w:val="18"/>
               </w:rPr>
-              <w:t xml:space="preserve">Velocity is the rate of change of displacement with time and is a vector quantity. Acceleration is the rate of change of velocity with time: a = (v − u) ÷ t, where u = initial velocity and v = final velocity. Acceleration is also a vector — its sign indicates whether the object is speeding up in the positive direction (positive a) or slowing down / moving in the negative direction (negative a, deceleration). Uniform acceleration means the velocity changes by equal amounts in equal time intervals. Pedagogical note: Emphasise that 'deceleration' is simply negative acceleration; students should practise assigning signs consistently from a defined positive direction.</w:t>
+              <w:t xml:space="preserve">Velocity is the rate of change of displacement with time and is a vector quantity (has both magnitude and direction). Acceleration is the rate of change of velocity with time: a = (v − u) / t. Positive acceleration means the object is speeding up; negative acceleration (deceleration) means the object is slowing down; zero acceleration means constant velocity. Direction always matters — a boda-boda slowing down has a negative acceleration even though it is still moving forward. In the Timer Race Puzzle, the zigzag walker who retraced steps changed the direction of their velocity, which means they experienced acceleration — not just a change in position.</w:t>
             </w:r>
           </w:p>
         </w:tc>
@@ -926,7 +926,7 @@
                 <w:sz w:val="18"/>
                 <w:szCs w:val="18"/>
               </w:rPr>
-              <w:t xml:space="preserve">Students calculated acceleration for each scenario: e.g., the matatu accelerates from 0 to 20 m/s in 10 s → a = (20−0)÷10 = 2 m/s². The cyclist decelerates from 8 m/s to 0 in 4 s → a = (0−8)÷4 = −2 m/s². They explained that the negative sign for the cyclist's acceleration does NOT mean slow motion — it means the acceleration vector points opposite to the direction of travel, logically connecting deceleration to the sign convention established in Lesson 1. Link to driving question: mathematics (the formula and its sign) fully describes how motion is changing.</w:t>
+              <w:t xml:space="preserve">Using the matatu and boda-boda illustrated scenarios, learners computed (v − u) / t from data before the teacher named it 'acceleration', allowing the formula to emerge from evidence rather than be imposed. Four graduated calculation problems (Kisumu ferry, Nairobi Express bus, marathon runner, unit-conversion matatu challenge) built procedural fluency and revealed that zero acceleration means constant velocity. The cumulative model diagram was updated with acceleration arrows, making the relationship between displacement, velocity, and acceleration visually explicit and anchored to the Timer Race Puzzle phenomenon.</w:t>
             </w:r>
           </w:p>
         </w:tc>
@@ -1011,7 +1011,7 @@
                 <w:sz w:val="18"/>
                 <w:szCs w:val="18"/>
               </w:rPr>
-              <w:t xml:space="preserve">Students worked through a set of structured practice problems drawn from Kenyan contexts: a Nairobi–Mombasa SGR train reaching 120 km/h from rest over 5 minutes, a hawker accelerating on a bicycle down a Kericho hill, and a school sprinter at a county athletics meet. Students first predicted the sign of acceleration for each scenario before calculating. Teacher circulated and used cold-calling (minimum 5 students) to surface misconceptions, with 10 seconds of wait time per cold-call.</w:t>
+              <w:t xml:space="preserve">We observed that four different Kenyan motion situations — Eliud Kipchoge's marathon run, a matatu braking on Thika Road, a mango falling near Lake Victoria, and a boda-boda overtaking on Nakuru highway — all required us to use direction (positive or negative signs) to fully describe velocity and acceleration. We noticed that the same numerical value of acceleration could mean speeding up or slowing down depending on its sign.</w:t>
             </w:r>
           </w:p>
         </w:tc>
@@ -1043,7 +1043,7 @@
                 <w:sz w:val="18"/>
                 <w:szCs w:val="18"/>
               </w:rPr>
-              <w:t xml:space="preserve">Velocity = displacement ÷ time and is a vector — its sign encodes direction. Acceleration = (v − u) ÷ t and is also a vector — positive acceleration means gaining speed in the chosen positive direction; negative acceleration (deceleration) means losing speed or gaining speed in the negative direction. Units must be consistent (convert km/h to m/s where necessary: divide by 3.6). Pedagogical note: The most common error at this stage is ignoring sign conventions; insist students define a positive direction at the top of every problem before substituting values.</w:t>
+              <w:t xml:space="preserve">Velocity = displacement ÷ time and is a vector — its sign tells us direction. Acceleration = (v − u) ÷ t and is also a vector — positive acceleration means speeding up in the chosen direction, negative acceleration (deceleration) means slowing down, and zero acceleration means constant velocity. These two formulae are more powerful than speed and distance alone because they encode direction mathematically.</w:t>
             </w:r>
           </w:p>
         </w:tc>
@@ -1075,7 +1075,7 @@
                 <w:sz w:val="18"/>
                 <w:szCs w:val="18"/>
               </w:rPr>
-              <w:t xml:space="preserve">Students compared their predicted signs against calculated values and explained any discrepancies. For the SGR train: u = 0, v = 120 km/h = 33.3 m/s, t = 300 s → a = 0.11 m/s² (positive, as expected). For a cyclist braking: u = 10 m/s, v = 0, t = 5 s → a = −2 m/s². Students articulated that the formula a = (v − u) ÷ t is the mathematical tool that answers the driving question — it quantifies HOW MUCH and IN WHAT DIRECTION motion is changing.</w:t>
+              <w:t xml:space="preserve">We can now explain why the Timer Race puzzle is not just a curiosity — it is a mathematical necessity. When the zigzag walker retraced steps and ended in a different place despite covering the same distance, the missing information was direction. Today's problems showed us that velocity and acceleration carry direction inside their sign. Without the sign, we cannot predict where Kipchoge ends up, whether the matatu will stop in time, or how long the mango takes to fall. Direction is not optional — it is built into the mathematics of motion.</w:t>
             </w:r>
           </w:p>
         </w:tc>
@@ -1160,7 +1160,7 @@
                 <w:sz w:val="18"/>
                 <w:szCs w:val="18"/>
               </w:rPr>
-              <w:t xml:space="preserve">Students were given a table of displacement–time data for a Kisumu fisherman walking from the lakeshore market to his boat and back. They plotted the points on grid paper (or a digital tool) and observed the shape of each segment. Teacher asked students to predict the meaning of a steep line vs. a shallow line vs. a horizontal line before drawing, allowing 10 seconds of wait time and cold-calling 4 students. Students annotated their graphs with arrows showing direction of motion.</w:t>
+              <w:t xml:space="preserve">Learners plotted displacement–time graphs from data tables based on the Timer Race walkers and the SGR Nairobi–Mombasa journey, identifying flat segments (stationary motion), steep segments (fast uniform motion), gentle segments (slow uniform motion), and negative-gradient segments (motion in the opposite direction, as shown by Walker C retracing her steps).</w:t>
             </w:r>
           </w:p>
         </w:tc>
@@ -1192,7 +1192,7 @@
                 <w:sz w:val="18"/>
                 <w:szCs w:val="18"/>
               </w:rPr>
-              <w:t xml:space="preserve">The gradient (slope) of a displacement–time graph equals the velocity of the object: gradient = Δs ÷ Δt. A positive gradient indicates motion in the positive direction (away from the reference point). A negative gradient indicates motion in the negative direction (returning toward the reference point). A horizontal line (gradient = 0) means the object is stationary — displacement is not changing. A steeper line means greater speed. Pedagogical note: Insist students always label axes with units and scale; unlabelled graphs are a persistent exam error.</w:t>
+              <w:t xml:space="preserve">The gradient of a displacement–time graph equals the velocity of the object (gradient = Δs ÷ Δt). A positive gradient means motion away from the reference point; a zero gradient means the object is stationary; a negative gradient means motion back toward or past the reference point. This is why a displacement–time graph — unlike a speedometer or a distance value alone — can communicate both speed and direction.</w:t>
             </w:r>
           </w:p>
         </w:tc>
@@ -1224,7 +1224,7 @@
                 <w:sz w:val="18"/>
                 <w:szCs w:val="18"/>
               </w:rPr>
-              <w:t xml:space="preserve">Students calculated the gradient of each segment of the fisherman's graph and matched each gradient value to a velocity. For example, Segment A: Δs = 600 m, Δt = 5 min → gradient = 2 m/s (walking to boat); Segment B: gradient = 0 (loading fish, stationary); Segment C: negative gradient (returning). Students explained how the graph tells the complete story of the fisherman's journey — speed, direction, and rest — connecting to the driving question: a single graph mathematically encodes all aspects of linear motion.</w:t>
+              <w:t xml:space="preserve">Every segment of a displacement–time graph encodes information about velocity: its steepness gives the magnitude and its sign gives the direction. This is the mathematical language the Timer Race puzzle demanded — it explains why Walker C, despite covering the 'same distance,' ends up in a completely different location, and why Eliud Kipchoge's 42 km marathon displacement is far smaller than his total distance run. Direction always matters, and graphs make direction visible.</w:t>
             </w:r>
           </w:p>
         </w:tc>
@@ -1309,7 +1309,7 @@
                 <w:sz w:val="18"/>
                 <w:szCs w:val="18"/>
               </w:rPr>
-              <w:t xml:space="preserve">Students were presented with a pre-drawn displacement–time graph (without a narrative) showing multiple segments of varying gradients, including a negative segment and a flat section, representing an unidentified moving object in a Nairobi context. Working in pairs, they described in words what the object was doing in each phase. Teacher cold-called 5 pairs (10-second wait time each) before revealing the context: a delivery rider collecting and dropping off parcels along Ngong Road.</w:t>
+              <w:t xml:space="preserve">Learners read and analysed two pre-drawn displacement–time graphs: a boda-boda rider's journey in Kisumu (ferry terminal to Kondele market, with a stop and partial return) and a jogger's out-and-back run in Nairobi's Karura Forest. They observed that different segments of each graph had different shapes — some rising steeply, some flat, some sloping downward — and recorded displacement and time values for each segment.</w:t>
             </w:r>
           </w:p>
         </w:tc>
@@ -1341,7 +1341,7 @@
                 <w:sz w:val="18"/>
                 <w:szCs w:val="18"/>
               </w:rPr>
-              <w:t xml:space="preserve">The gradient (slope) of a displacement–time graph equals the velocity of the object for that segment. A steep positive gradient = high positive velocity (fast motion away from origin). A gentle positive gradient = low positive velocity (slow motion away from origin). A zero gradient = zero velocity (object is at rest). A negative gradient = negative velocity (object moving back toward origin). The graph is a complete mathematical description of the object's motion history. Pedagogical note: A common misconception is that a 'high point' on the graph means the object is moving fast — clarify that height shows position, while steepness shows speed.</w:t>
+              <w:t xml:space="preserve">Learners learned that the gradient (slope) of a displacement–time graph is equal to the velocity of the object for that segment. A steep positive gradient means high velocity in the forward direction; a shallow positive gradient means low velocity forward; a zero gradient (horizontal line) means the object is stationary; and a negative gradient means the object is moving back toward the starting point. Because gradient encodes direction as well as speed, displacement–time graphs display velocity — a vector quantity — not merely speed.</w:t>
             </w:r>
           </w:p>
         </w:tc>
@@ -1373,7 +1373,7 @@
                 <w:sz w:val="18"/>
                 <w:szCs w:val="18"/>
               </w:rPr>
-              <w:t xml:space="preserve">Students calculated the velocity for each segment by computing Δs ÷ Δt using coordinates read from the graph. They then wrote a coherent narrative of the delivery rider's journey, including how far from base each stop was and in what direction the rider was moving at each stage. They explicitly connected gradient = velocity back to the formula v = s ÷ t from Lesson 2, showing these are the same mathematical idea expressed differently. Link to driving question: reading a graph is reading motion — direction is encoded in the sign of the gradient.</w:t>
+              <w:t xml:space="preserve">Learners explained that a speedometer (or a raw distance/speed number) cannot tell you the direction of travel, but the gradient of a displacement–time graph can — a negative gradient makes the return direction mathematically visible. Applied to the anchoring phenomenon, this explains why Eliud Kipchoge's marathon displacement–time graph would end near zero gradient despite 42 km of running distance, and why the zigzag walker in the Timer Race Puzzle would show a smaller final displacement than the straight-line walker on a graph — even if both graphs cover the same total time.</w:t>
             </w:r>
           </w:p>
         </w:tc>
@@ -1458,7 +1458,7 @@
                 <w:sz w:val="18"/>
                 <w:szCs w:val="18"/>
               </w:rPr>
-              <w:t xml:space="preserve">Students were given a table of Eliud Kipchoge's approximate velocity data at different time splits during a marathon, segmented into: warming up (increasing velocity), cruising (near-constant velocity), and final sprint (rapidly increasing velocity). Students plotted the velocity–time graph and predicted — before instruction — what the gradient of each segment would tell them. Teacher used 10 seconds of wait time and cold-called 4 students to share predictions.</w:t>
+              <w:t xml:space="preserve">Learners plotted velocity–time graphs from tabulated data for Eliud Kipchoge's marathon training splits and a Nairobi–Thika matatu journey. They observed that different sections of the v–t graph (horizontal, rising, falling) correspond to different types of motion.</w:t>
             </w:r>
           </w:p>
         </w:tc>
@@ -1490,7 +1490,7 @@
                 <w:sz w:val="18"/>
                 <w:szCs w:val="18"/>
               </w:rPr>
-              <w:t xml:space="preserve">The gradient of a velocity–time graph equals the acceleration of the object: a = Δv ÷ Δt. A positive gradient means positive acceleration (speeding up in the positive direction). A zero gradient (horizontal line) means zero acceleration — the object moves at constant (uniform) velocity. A negative gradient means negative acceleration (deceleration — slowing down). The steeper the gradient, the greater the magnitude of acceleration. Pedagogical note: Contrast with displacement–time graphs carefully — on a v–t graph, a horizontal line ≠ stationary; it means constant velocity. This is a very high-frequency exam misconception.</w:t>
+              <w:t xml:space="preserve">The gradient of a velocity–time graph equals the acceleration of the object (a = Δv ÷ Δt). A horizontal line means zero acceleration (uniform velocity); a positive slope means positive acceleration (speeding up); a negative slope means deceleration (slowing down). Acceleration is a vector quantity — a negative value indicates a change in direction or slowing down.</w:t>
             </w:r>
           </w:p>
         </w:tc>
@@ -1522,7 +1522,7 @@
                 <w:sz w:val="18"/>
                 <w:szCs w:val="18"/>
               </w:rPr>
-              <w:t xml:space="preserve">Students calculated Kipchoge's acceleration during each phase. For example, warm-up phase: v increases from 3 m/s to 5.5 m/s over 600 s → a = 2.5÷600 ≈ 0.004 m/s² (small, gradual). Cruising phase: v ≈ constant → a ≈ 0. Final sprint: v increases sharply → steeper positive gradient. Students explained why Kipchoge's ability to maintain a near-zero acceleration (constant velocity) over most of the marathon is the signature of elite pacing, grounding the mathematics in a Kenyan world-record context. Link to driving question: the gradient of a v–t graph is the mathematical tool that reveals how motion is changing.</w:t>
+              <w:t xml:space="preserve">Learners used v–t graphs and gradient calculations to explain how the three Timer Race characters (straight-line walker, zigzag walker, backtracker) have different accelerations even when covering similar distances, and why knowing velocity alone is not enough — the rate of change of velocity (acceleration) and direction together determine where an object ends up.</w:t>
             </w:r>
           </w:p>
         </w:tc>
@@ -1607,7 +1607,7 @@
                 <w:sz w:val="18"/>
                 <w:szCs w:val="18"/>
               </w:rPr>
-              <w:t xml:space="preserve">Students were shown a pre-drawn velocity–time graph representing a Mombasa ferry crossing a harbour channel: accelerating from rest, cruising at constant velocity, then decelerating to dock. They were asked to predict (a) the acceleration during each phase and (b) what the shaded area under the graph might represent physically. Teacher used 10 seconds of wait time and cold-called at least 5 students before any explanation was given.</w:t>
+              <w:t xml:space="preserve">Learners analysed four velocity–time graph cards representing different motion scenarios (including a boda-boda journey and a matatu trip in Nairobi). They calculated gradients of each segment, identified areas of rectangles and triangles under the graphs, and multiplied axis units to determine what each area physically represents.</w:t>
             </w:r>
           </w:p>
         </w:tc>
@@ -1639,7 +1639,7 @@
                 <w:sz w:val="18"/>
                 <w:szCs w:val="18"/>
               </w:rPr>
-              <w:t xml:space="preserve">The gradient of a velocity–time graph equals acceleration (Δv ÷ Δt); a negative gradient indicates deceleration. The area under a velocity–time graph equals the displacement of the object. For a rectangular section: area = base × height = t × v. For a triangular section (uniform acceleration/deceleration): area = ½ × base × height = ½ × t × v. Total displacement = sum of all areas under the graph (taking areas below the time axis as negative displacement). Pedagogical note: Students frequently confuse gradient and area — explicitly contrast: gradient → acceleration; area → displacement. Using different colours for each segment helps.</w:t>
+              <w:t xml:space="preserve">The gradient of a velocity–time graph equals acceleration (Δv ÷ Δt), with a negative gradient indicating deceleration. The area under a velocity–time graph equals displacement. Using these two relationships, learners calculated that the boda-boda required approximately 21 metres to stop from 30 km/h, and that a Nairobi matatu covered 96 metres total in a combined acceleration-and-braking sequence.</w:t>
             </w:r>
           </w:p>
         </w:tc>
@@ -1671,7 +1671,7 @@
                 <w:sz w:val="18"/>
                 <w:szCs w:val="18"/>
               </w:rPr>
-              <w:t xml:space="preserve">Students calculated the total displacement of the ferry by computing the area of the trapezium (or sum of triangle + rectangle + triangle) under the graph. They verified the result using s = ut + ½at² for the acceleration phase and compared. They then explained why direction matters: if the ferry reverses (v goes negative), that section's area is subtracted. Teacher connected this to Lesson 1 (displacement vs. distance): total area with signs = displacement; total area without signs = distance. Full link to driving question: area under a v–t graph is the mathematical bridge between velocity graphs and displacement — completing the toolkit.</w:t>
+              <w:t xml:space="preserve">Learners explained why direction matters on a v–t graph by interpreting negative velocity on Graph D as the matatu reversing — connecting directly to the Timer Race Puzzle, where objects covering the same numerical distance can end up in completely different locations depending on direction. The area under the v–t graph gives the actual displacement — not just how far, but in which direction — which is exactly the richer mathematical language the driving question demands.</w:t>
             </w:r>
           </w:p>
         </w:tc>
@@ -1756,7 +1756,7 @@
                 <w:sz w:val="18"/>
                 <w:szCs w:val="18"/>
               </w:rPr>
-              <w:t xml:space="preserve">Students observed two scenarios using toy cars (or a simulation/video): (a) two matatus travelling in the same direction along Uhuru Highway at different speeds, and (b) two buses approaching each other head-on between Nairobi and Nakuru. Students predicted which scenario produces a greater 'closing speed' and why. Teacher used 10 seconds of wait time and cold-called 4 students per scenario, probing the role of direction in each answer before any formal rules were given.</w:t>
+              <w:t xml:space="preserve">Learners read an illustrated passage showing two matatus on the Nairobi–Mombasa highway — one pair travelling in the same direction and one pair travelling in opposite directions — and annotated the diagrams to compare relative speeds in each scenario.</w:t>
             </w:r>
           </w:p>
         </w:tc>
@@ -1788,7 +1788,7 @@
                 <w:sz w:val="18"/>
                 <w:szCs w:val="18"/>
               </w:rPr>
-              <w:t xml:space="preserve">When two objects move in the same direction, relative speed = |v₁ − v₂| (the difference of their speeds). When two objects move in opposite directions, relative speed = v₁ + v₂ (the sum of their speeds). Relative speed is always the speed of one object as observed by the other. Direction determines which formula applies — this is a direct consequence of velocity being a vector. Pedagogical note: Use a consistent sign convention (e.g., eastward = positive) and show algebraically why opposite directions yield a sum: if v₁ = +30 m/s and v₂ = −25 m/s, relative velocity = +30 − (−25) = +55 m/s. This algebraic derivation prevents rote memorisation of 'add or subtract' rules.</w:t>
+              <w:t xml:space="preserve">Learners derived and applied two relative-speed rules: when two objects move in the same direction, relative speed = v₁ − v₂; when they move in opposite directions, relative speed = v₁ + v₂. They solved Kenya-contextualised problems and generalised the rule algebraically.</w:t>
             </w:r>
           </w:p>
         </w:tc>
@@ -1820,7 +1820,7 @@
                 <w:sz w:val="18"/>
                 <w:szCs w:val="18"/>
               </w:rPr>
-              <w:t xml:space="preserve">Students solved problems: (a) Two SGR trains on parallel tracks both heading Nairobi→Mombasa at 40 m/s and 35 m/s — relative speed = 5 m/s. (b) A Nairobi-bound bus at 25 m/s meets a Nakuru-bound bus at 20 m/s — relative speed = 45 m/s. They explained why scenario (b) feels more dangerous (objects close at 45 m/s instead of 5 m/s) and connected this to real-world road safety in Kenya. Link to driving question: relative speed is impossible to calculate correctly without knowing direction — reinforcing the unit's central theme.</w:t>
+              <w:t xml:space="preserve">Direction determines whether two velocities combine by addition or subtraction. This extends the unit's central principle — that direction always matters — to situations involving two moving objects, deepening the answer to the driving question about why direction must always be specified when describing motion.</w:t>
             </w:r>
           </w:p>
         </w:tc>
@@ -1905,7 +1905,7 @@
                 <w:sz w:val="18"/>
                 <w:szCs w:val="18"/>
               </w:rPr>
-              <w:t xml:space="preserve">Students reviewed their Driving Question Board entries from all previous lessons and identified which questions had been answered and which remained. They were then presented with a rich, multi-phase scenario: a matatu leaves Nairobi, accelerates uniformly, cruises, decelerates at a roundabout, reverses slightly, then continues to Thika — with full numerical data. Students predicted which mathematical tools from the unit they would need to fully describe this journey before beginning any calculations. Teacher cold-called 6 students (10-second wait time each) to name specific tools and justify their relevance.</w:t>
+              <w:t xml:space="preserve">Learners returned to the Timer Race Puzzle and the full Driving Question Board (DQB), categorised accumulated evidence and questions as fully answered, partially answered, or still uncertain, and identified remaining conceptual gaps. They then received and decomposed a rich real-world problem: determining whether a matatu can safely overtake a truck on the Nakuru–Nairobi highway given specific velocity, acceleration, and distance data.</w:t>
             </w:r>
           </w:p>
         </w:tc>
@@ -1937,7 +1937,7 @@
                 <w:sz w:val="18"/>
                 <w:szCs w:val="18"/>
               </w:rPr>
-              <w:t xml:space="preserve">The full mathematical toolkit for linear motion integrates: (1) scalar vs. vector distinction (distance/speed vs. displacement/velocity); (2) v = s ÷ t for uniform velocity; (3) a = (v − u) ÷ t for acceleration; (4) displacement–time graphs (gradient = velocity); (5) velocity–time graphs (gradient = acceleration; area = displacement); and (6) relative speed rules (same direction: subtract; opposite: add). No single tool is sufficient alone — the complete description of linear motion requires all of them working together. Pedagogical note: This lesson is the capstone; use it diagnostically to identify any remaining gaps before summative assessment.</w:t>
+              <w:t xml:space="preserve">Learners integrated all unit concepts — scalar vs. vector quantities (distance/displacement, speed/velocity), the formula v = s/t, the acceleration formula a = (v−u)/t, equations of uniform motion (s = ut + ½at²), and the construction and interpretation of velocity-time graphs (gradient = acceleration; area under graph = displacement) — to solve a multi-step real-world safety problem. They verified that all three mathematical representations (algebraic, numerical, graphical) yield consistent results, experiencing mathematical coherence. They completed the DQB and delivered a final explanation tying every concept back to the anchoring phenomenon.</w:t>
             </w:r>
           </w:p>
         </w:tc>
@@ -1969,7 +1969,7 @@
                 <w:sz w:val="18"/>
                 <w:szCs w:val="18"/>
               </w:rPr>
-              <w:t xml:space="preserve">Students constructed a final cumulative model — a annotated diagram and matching set of graphs — for the matatu scenario, labelling every phase with the correct mathematical description: displacement, velocity, acceleration, and graph shape. They explicitly answered the driving question in writing: 'Mathematics helps us describe linear motion through formulas for velocity and acceleration, displacement–time and velocity–time graphs, and relative speed rules. Direction always matters because velocity and acceleration are vectors — ignoring direction gives incomplete or incorrect answers, as shown by the difference between distance and displacement, speed and velocity, and the two relative-speed formulas.' Teacher collected written responses as a formative assessment artefact.</w:t>
+              <w:t xml:space="preserve">The Timer Race Puzzle is now fully resolved: the same numerical value for distance, speed, or time can describe entirely different physical situations because motion in a straight line requires direction — making displacement, velocity, and acceleration vector quantities. Mathematics gives us the tools (formulae, graphs, and models) to not only describe motion precisely but to predict and evaluate it — determining whether a highway overtake is safe, understanding why Eliud Kipchoge's displacement after a marathon is nearly zero despite running 42 km, and explaining why a matatu's speedometer alone cannot tell you where in Kenya you are headed. Direction always matters.</w:t>
             </w:r>
           </w:p>
         </w:tc>
@@ -2093,7 +2093,7 @@
         </w:rPr>
         <w:t xml:space="preserve">© 2026 SeaVuria and ARES. This work is licensed under a </w:t>
       </w:r>
-      <w:hyperlink w:history="1" r:id="rIdmn5caanglqgdzqbrnog3h">
+      <w:hyperlink w:history="1" r:id="rId7_wdfqolmyuxipz-kjkbo">
         <w:r>
           <w:rPr>
             <w:rFonts w:ascii="Arial" w:cs="Arial" w:eastAsia="Arial" w:hAnsi="Arial"/>
@@ -2113,7 +2113,7 @@
         </w:rPr>
         <w:t xml:space="preserve"> (</w:t>
       </w:r>
-      <w:hyperlink w:history="1" r:id="rIdf6wkuiarvq1-hahmddfbp">
+      <w:hyperlink w:history="1" r:id="rIdnphr8frdflh0gofibjtsd">
         <w:r>
           <w:rPr>
             <w:rFonts w:ascii="Arial" w:cs="Arial" w:eastAsia="Arial" w:hAnsi="Arial"/>
@@ -2133,7 +2133,7 @@
         </w:rPr>
         <w:t xml:space="preserve">). To view a copy of this license, visit </w:t>
       </w:r>
-      <w:hyperlink w:history="1" r:id="rId7pow86mmfexkx3yp1pxvr">
+      <w:hyperlink w:history="1" r:id="rIdggh7s17-10cqbu8ku_5l6">
         <w:r>
           <w:rPr>
             <w:rFonts w:ascii="Arial" w:cs="Arial" w:eastAsia="Arial" w:hAnsi="Arial"/>

--- a/data/outputs/v2/Maths/SS3.4_Linear_Motion/Mathematics_Linear_Motion_SummaryTable.docx
+++ b/data/outputs/v2/Maths/SS3.4_Linear_Motion/Mathematics_Linear_Motion_SummaryTable.docx
@@ -1373,7 +1373,7 @@
                 <w:sz w:val="18"/>
                 <w:szCs w:val="18"/>
               </w:rPr>
-              <w:t xml:space="preserve">Learners explained that a speedometer (or a raw distance/speed number) cannot tell you the direction of travel, but the gradient of a displacement–time graph can — a negative gradient makes the return direction mathematically visible. Applied to the anchoring phenomenon, this explains why Eliud Kipchoge's marathon displacement–time graph would end near zero gradient despite 42 km of running distance, and why the zigzag walker in the Timer Race Puzzle would show a smaller final displacement than the straight-line walker on a graph — even if both graphs cover the same total time.</w:t>
+              <w:t xml:space="preserve">Learners explained that a speedometer (or a raw distance/speed number) cannot tell you the direction of travel, but the gradient of a displacement–time graph can — a negative gradient makes the return direction mathematically visible. Applied to the anchoring phenomenon, this explains why Eliud Kipchoge's marathon displacement–time graph would end near zero gradient despite 42 km of running distance, and why the retracing walker (Group C) in the Timer Race Puzzle would show a smaller final displacement than the straight-line walker on a graph — even if both graphs cover the same total time.</w:t>
             </w:r>
           </w:p>
         </w:tc>
@@ -2093,7 +2093,7 @@
         </w:rPr>
         <w:t xml:space="preserve">© 2026 SeaVuria and ARES. This work is licensed under a </w:t>
       </w:r>
-      <w:hyperlink w:history="1" r:id="rId7_wdfqolmyuxipz-kjkbo">
+      <w:hyperlink w:history="1" r:id="rId3dva1qkksrjfjzwbbsksm">
         <w:r>
           <w:rPr>
             <w:rFonts w:ascii="Arial" w:cs="Arial" w:eastAsia="Arial" w:hAnsi="Arial"/>
@@ -2113,7 +2113,7 @@
         </w:rPr>
         <w:t xml:space="preserve"> (</w:t>
       </w:r>
-      <w:hyperlink w:history="1" r:id="rIdnphr8frdflh0gofibjtsd">
+      <w:hyperlink w:history="1" r:id="rId5yqzyzlakjphuec1fqarl">
         <w:r>
           <w:rPr>
             <w:rFonts w:ascii="Arial" w:cs="Arial" w:eastAsia="Arial" w:hAnsi="Arial"/>
@@ -2133,7 +2133,7 @@
         </w:rPr>
         <w:t xml:space="preserve">). To view a copy of this license, visit </w:t>
       </w:r>
-      <w:hyperlink w:history="1" r:id="rIdggh7s17-10cqbu8ku_5l6">
+      <w:hyperlink w:history="1" r:id="rIdcor9kxluqkoyirgjlzprb">
         <w:r>
           <w:rPr>
             <w:rFonts w:ascii="Arial" w:cs="Arial" w:eastAsia="Arial" w:hAnsi="Arial"/>

--- a/data/outputs/v2/Maths/SS3.4_Linear_Motion/Mathematics_Linear_Motion_SummaryTable.docx
+++ b/data/outputs/v2/Maths/SS3.4_Linear_Motion/Mathematics_Linear_Motion_SummaryTable.docx
@@ -777,7 +777,7 @@
                 <w:sz w:val="18"/>
                 <w:szCs w:val="18"/>
               </w:rPr>
-              <w:t xml:space="preserve">The timer-race puzzle is explained by the difference between displacement and distance. Group C had the same distance as the straight-line walker but a smaller displacement because they retraced steps, changing their direction and therefore their final position. The number on its own — whether distance or speed — does not tell us where someone ends up or which way they are going. Direction always matters.</w:t>
+              <w:t xml:space="preserve">The timer-race puzzle is explained by the difference between displacement and distance. Group C covered a similar total distance to the other groups but a smaller displacement because they retraced steps, changing their direction and therefore their final position. The number on its own — whether distance or speed — does not tell us where someone ends up or which way they are going. Direction always matters.</w:t>
             </w:r>
           </w:p>
         </w:tc>
@@ -2093,7 +2093,7 @@
         </w:rPr>
         <w:t xml:space="preserve">© 2026 SeaVuria and ARES. This work is licensed under a </w:t>
       </w:r>
-      <w:hyperlink w:history="1" r:id="rId3dva1qkksrjfjzwbbsksm">
+      <w:hyperlink w:history="1" r:id="rIdk2elsbebdzmjyf2bv4olk">
         <w:r>
           <w:rPr>
             <w:rFonts w:ascii="Arial" w:cs="Arial" w:eastAsia="Arial" w:hAnsi="Arial"/>
@@ -2113,7 +2113,7 @@
         </w:rPr>
         <w:t xml:space="preserve"> (</w:t>
       </w:r>
-      <w:hyperlink w:history="1" r:id="rId5yqzyzlakjphuec1fqarl">
+      <w:hyperlink w:history="1" r:id="rIduwgwxuscyrckzc4o79mn5">
         <w:r>
           <w:rPr>
             <w:rFonts w:ascii="Arial" w:cs="Arial" w:eastAsia="Arial" w:hAnsi="Arial"/>
@@ -2133,7 +2133,7 @@
         </w:rPr>
         <w:t xml:space="preserve">). To view a copy of this license, visit </w:t>
       </w:r>
-      <w:hyperlink w:history="1" r:id="rIdcor9kxluqkoyirgjlzprb">
+      <w:hyperlink w:history="1" r:id="rIdpza5mtknxthi8-lduzswe">
         <w:r>
           <w:rPr>
             <w:rFonts w:ascii="Arial" w:cs="Arial" w:eastAsia="Arial" w:hAnsi="Arial"/>

--- a/data/outputs/v2/Maths/SS3.4_Linear_Motion/Mathematics_Linear_Motion_SummaryTable.docx
+++ b/data/outputs/v2/Maths/SS3.4_Linear_Motion/Mathematics_Linear_Motion_SummaryTable.docx
@@ -1490,7 +1490,7 @@
                 <w:sz w:val="18"/>
                 <w:szCs w:val="18"/>
               </w:rPr>
-              <w:t xml:space="preserve">The gradient of a velocity–time graph equals the acceleration of the object (a = Δv ÷ Δt). A horizontal line means zero acceleration (uniform velocity); a positive slope means positive acceleration (speeding up); a negative slope means deceleration (slowing down). Acceleration is a vector quantity — a negative value indicates a change in direction or slowing down.</w:t>
+              <w:t xml:space="preserve">The gradient of a velocity–time graph equals the acceleration of the object (a = Δv ÷ Δt). A horizontal line means zero acceleration (uniform velocity); a positive slope means positive acceleration (speeding up); a negative slope means deceleration (slowing down). Acceleration is a vector quantity — a negative value means the acceleration acts opposite to the positive (forward) direction, so an object moving forward is slowing down.</w:t>
             </w:r>
           </w:p>
         </w:tc>
@@ -2093,7 +2093,7 @@
         </w:rPr>
         <w:t xml:space="preserve">© 2026 SeaVuria and ARES. This work is licensed under a </w:t>
       </w:r>
-      <w:hyperlink w:history="1" r:id="rIdk2elsbebdzmjyf2bv4olk">
+      <w:hyperlink w:history="1" r:id="rId3umeasnzzt0gckjr9_s5y">
         <w:r>
           <w:rPr>
             <w:rFonts w:ascii="Arial" w:cs="Arial" w:eastAsia="Arial" w:hAnsi="Arial"/>
@@ -2113,7 +2113,7 @@
         </w:rPr>
         <w:t xml:space="preserve"> (</w:t>
       </w:r>
-      <w:hyperlink w:history="1" r:id="rIduwgwxuscyrckzc4o79mn5">
+      <w:hyperlink w:history="1" r:id="rIdris9zxzpk0gcpbqv_aok1">
         <w:r>
           <w:rPr>
             <w:rFonts w:ascii="Arial" w:cs="Arial" w:eastAsia="Arial" w:hAnsi="Arial"/>
@@ -2133,7 +2133,7 @@
         </w:rPr>
         <w:t xml:space="preserve">). To view a copy of this license, visit </w:t>
       </w:r>
-      <w:hyperlink w:history="1" r:id="rIdpza5mtknxthi8-lduzswe">
+      <w:hyperlink w:history="1" r:id="rId7-lg7d3oiqegizrkae6um">
         <w:r>
           <w:rPr>
             <w:rFonts w:ascii="Arial" w:cs="Arial" w:eastAsia="Arial" w:hAnsi="Arial"/>

--- a/data/outputs/v2/Maths/SS3.4_Linear_Motion/Mathematics_Linear_Motion_SummaryTable.docx
+++ b/data/outputs/v2/Maths/SS3.4_Linear_Motion/Mathematics_Linear_Motion_SummaryTable.docx
@@ -227,7 +227,7 @@
                 <w:sz w:val="18"/>
                 <w:szCs w:val="18"/>
               </w:rPr>
-              <w:t xml:space="preserve">DRIVING QUESTION: How can mathematics help us fully describe, graph, and predict the motion of objects moving in a straight line — and why does direction always matter?</w:t>
+              <w:t xml:space="preserve">DRIVING QUESTION: How can we use distance, time, speed, velocity and graphs to describe and predict how one car overtakes another on a Kenyan road?</w:t>
             </w:r>
           </w:p>
         </w:tc>
@@ -532,7 +532,7 @@
                 <w:sz w:val="18"/>
                 <w:szCs w:val="18"/>
               </w:rPr>
-              <w:t xml:space="preserve">The Timer Race Puzzle: Launching Linear Motion</w:t>
+              <w:t xml:space="preserve">Phenomenon: Overtaking on the Naivasha Highway</w:t>
             </w:r>
           </w:p>
         </w:tc>
@@ -564,7 +564,7 @@
                 <w:sz w:val="18"/>
                 <w:szCs w:val="18"/>
               </w:rPr>
-              <w:t xml:space="preserve">Two groups covering different path lengths arrived at the same finish point at the same time, while a third group that retraced part of the zigzag path ended up at a completely different location despite also covering significant distance.</w:t>
+              <w:t xml:space="preserve">What did we observe in the clips? Describe in your own words what car A (blue Toyota Axio), car B (white Subaru) and the oncoming lorry L were doing, and what happened when B returned to its lane.</w:t>
             </w:r>
           </w:p>
         </w:tc>
@@ -596,7 +596,7 @@
                 <w:sz w:val="18"/>
                 <w:szCs w:val="18"/>
               </w:rPr>
-              <w:t xml:space="preserve">The total length of a path and the final position of a traveller are not the same thing. The number representing distance alone does not tell us where someone ends up — direction of travel matters.</w:t>
+              <w:t xml:space="preserve">What did we notice that puzzled us? Record how the speedometers looked, how car A looked from car B, and what questions we now want to answer about how long, how far and how fast.</w:t>
             </w:r>
           </w:p>
         </w:tc>
@@ -628,7 +628,7 @@
                 <w:sz w:val="18"/>
                 <w:szCs w:val="18"/>
               </w:rPr>
-              <w:t xml:space="preserve">Learners attempted to explain the puzzle using their own language, identifying that moving in two opposite directions can cancel out progress toward the finish. The word displacement was introduced as the mathematical term the class will define precisely in Lesson 2.</w:t>
+              <w:t xml:space="preserve">What is our first explanation? Write your best current idea for why car A looks slow from car B even though both speedometers are high, and why the oncoming lorry matters, and say what you still need to find out.</w:t>
             </w:r>
           </w:p>
         </w:tc>
@@ -681,7 +681,7 @@
                 <w:sz w:val="18"/>
                 <w:szCs w:val="18"/>
               </w:rPr>
-              <w:t xml:space="preserve">Distance, Displacement, Speed and Velocity: Giving Direction to Numbers</w:t>
+              <w:t xml:space="preserve">Distance, Displacement, Speed, Velocity and Acceleration: Describing Motion on Kenyan Roads</w:t>
             </w:r>
           </w:p>
         </w:tc>
@@ -713,7 +713,7 @@
                 <w:sz w:val="18"/>
                 <w:szCs w:val="18"/>
               </w:rPr>
-              <w:t xml:space="preserve">We watched two video clips showing that a person can travel a long path but end up close to where they started, and that the speedometer of a matatu does not tell you which direction the matatu is heading.</w:t>
+              <w:t xml:space="preserve">Juma's boda boda trip: 4 km distance but 2 km displacement east of the stage. Naivasha Express matatu: 90 km in 1.5 h. Cyclist Atieno: 12 km distance but displacement 0. In the overtaking clip, car A stays steady at 72 km/h, car B speeds up from 72 km/h to 108 km/h, and oncoming lorry L travels the opposite way.</w:t>
             </w:r>
           </w:p>
         </w:tc>
@@ -745,7 +745,7 @@
                 <w:sz w:val="18"/>
                 <w:szCs w:val="18"/>
               </w:rPr>
-              <w:t xml:space="preserve">Distance is the total length of the path travelled (scalar). Displacement is the straight-line distance from start to finish with direction stated (vector). Speed equals distance divided by time. Velocity equals displacement divided by time and must include direction. A return journey to the starting point has zero displacement and therefore zero average velocity, even though average speed is not zero.</w:t>
+              <w:t xml:space="preserve">Distance is total path length (scalar); displacement is straight-line change in position with direction (vector). Speed uses distance; velocity uses displacement and direction. Acceleration is the rate of change of velocity in m/s^2: positive when speeding up, zero for constant velocity, negative (deceleration) when slowing down.</w:t>
             </w:r>
           </w:p>
         </w:tc>
@@ -777,7 +777,7 @@
                 <w:sz w:val="18"/>
                 <w:szCs w:val="18"/>
               </w:rPr>
-              <w:t xml:space="preserve">The timer-race puzzle is explained by the difference between displacement and distance. Group C covered a similar total distance to the other groups but a smaller displacement because they retraced steps, changing their direction and therefore their final position. The number on its own — whether distance or speed — does not tell us where someone ends up or which way they are going. Direction always matters.</w:t>
+              <w:t xml:space="preserve">Car A has constant velocity so zero acceleration. Car B has positive acceleration because its velocity increases. Lorry L has constant negative velocity because it travels towards Naivasha, opposite to the positive direction towards Nakuru, and zero acceleration. A speedometer shows speed only, so velocity is needed to describe direction as well.</w:t>
             </w:r>
           </w:p>
         </w:tc>
@@ -830,7 +830,7 @@
                 <w:sz w:val="18"/>
                 <w:szCs w:val="18"/>
               </w:rPr>
-              <w:t xml:space="preserve">Velocity, Speed &amp; Acceleration: Illustrations + Calculations</w:t>
+              <w:t xml:space="preserve">Calculating Velocity and Acceleration: How Fast, and How Quickly Does the Speed Change?</w:t>
             </w:r>
           </w:p>
         </w:tc>
@@ -862,7 +862,7 @@
                 <w:sz w:val="18"/>
                 <w:szCs w:val="18"/>
               </w:rPr>
-              <w:t xml:space="preserve">Two illustrated scenarios: a matatu accelerating from 0 to 60 km/h at a Nairobi CBD bus stop (Panel A) and a boda-boda braking from 80 km/h to 20 km/h before a speed bump on Ngong Road (Panel B). Data tables showing initial velocity (u), final velocity (v), and time (t) for each vehicle. Computed ratios (v − u) / t — one positive, one negative — extracted from real data before the formula was named.</w:t>
+              <w:t xml:space="preserve">We observed that Car A covers 150 m in 7.5 s, Car B's speedometer rises from 72 km/h to 108 km/h in 5 s and that the oncoming lorry L moves towards Naivasha. We observed that the matatu slows from 20 m/s to 0 in 10 s.</w:t>
             </w:r>
           </w:p>
         </w:tc>
@@ -894,7 +894,7 @@
                 <w:sz w:val="18"/>
                 <w:szCs w:val="18"/>
               </w:rPr>
-              <w:t xml:space="preserve">Velocity is the rate of change of displacement with time and is a vector quantity (has both magnitude and direction). Acceleration is the rate of change of velocity with time: a = (v − u) / t. Positive acceleration means the object is speeding up; negative acceleration (deceleration) means the object is slowing down; zero acceleration means constant velocity. Direction always matters — a boda-boda slowing down has a negative acceleration even though it is still moving forward. In the Timer Race Puzzle, the zigzag walker who retraced steps changed the direction of their velocity, which means they experienced acceleration — not just a change in position.</w:t>
+              <w:t xml:space="preserve">We learned that velocity = displacement/time and a = (v - u)/t, that km/h is converted to m/s by dividing by 3.6, and that a negative sign shows direction (the lorry, -20 m/s) or deceleration (the braking matatu, a = -2 m/s^2).</w:t>
             </w:r>
           </w:p>
         </w:tc>
@@ -926,7 +926,7 @@
                 <w:sz w:val="18"/>
                 <w:szCs w:val="18"/>
               </w:rPr>
-              <w:t xml:space="preserve">Using the matatu and boda-boda illustrated scenarios, learners computed (v − u) / t from data before the teacher named it 'acceleration', allowing the formula to emerge from evidence rather than be imposed. Four graduated calculation problems (Kisumu ferry, Nairobi Express bus, marathon runner, unit-conversion matatu challenge) built procedural fluency and revealed that zero acceleration means constant velocity. The cumulative model diagram was updated with acceleration arrows, making the relationship between displacement, velocity, and acceleration visually explicit and anchored to the Timer Race Puzzle phenomenon.</w:t>
+              <w:t xml:space="preserve">We can explain that A has velocity +20 m/s with zero acceleration, B has acceleration 2 m/s^2 while it speeds up from 20 to 30 m/s, and L has velocity -20 m/s because it travels in the opposite direction, so the numbers describe how each vehicle moves in the overtaking.</w:t>
             </w:r>
           </w:p>
         </w:tc>
@@ -979,7 +979,7 @@
                 <w:sz w:val="18"/>
                 <w:szCs w:val="18"/>
               </w:rPr>
-              <w:t xml:space="preserve">Velocity and Acceleration Problems — Practice &amp; Sensemaking</w:t>
+              <w:t xml:space="preserve">Drawing Displacement-Time Graphs: Parked, Steady and Returning Movements</w:t>
             </w:r>
           </w:p>
         </w:tc>
@@ -1011,7 +1011,7 @@
                 <w:sz w:val="18"/>
                 <w:szCs w:val="18"/>
               </w:rPr>
-              <w:t xml:space="preserve">We observed that four different Kenyan motion situations — Eliud Kipchoge's marathon run, a matatu braking on Thika Road, a mango falling near Lake Victoria, and a boda-boda overtaking on Nakuru highway — all required us to use direction (positive or negative signs) to fully describe velocity and acceleration. We noticed that the same numerical value of acceleration could mean speeding up or slowing down depending on its sign.</w:t>
+              <w:t xml:space="preserve">We observed data for a parked matatu 5 km from Naivasha town, a steady car at 60 km/h with points (0,0), (30,30), (60,60), and cyclist Atieno with points (0,0), (30,6), (40,6), (60,0) in (min, km). We saw that the displacement stays the same, rises steadily, or returns to zero.</w:t>
             </w:r>
           </w:p>
         </w:tc>
@@ -1043,7 +1043,7 @@
                 <w:sz w:val="18"/>
                 <w:szCs w:val="18"/>
               </w:rPr>
-              <w:t xml:space="preserve">Velocity = displacement ÷ time and is a vector — its sign tells us direction. Acceleration = (v − u) ÷ t and is also a vector — positive acceleration means speeding up in the chosen direction, negative acceleration (deceleration) means slowing down, and zero acceleration means constant velocity. These two formulae are more powerful than speed and distance alone because they encode direction mathematically.</w:t>
+              <w:t xml:space="preserve">We learned to choose scales, label axes with units, plot points and join them with a ruler to draw displacement-time graphs. A parked vehicle gives a horizontal line, a steady car gives a straight rising line, and a returning cyclist gives a line that rises, goes flat and then falls to zero.</w:t>
             </w:r>
           </w:p>
         </w:tc>
@@ -1075,7 +1075,7 @@
                 <w:sz w:val="18"/>
                 <w:szCs w:val="18"/>
               </w:rPr>
-              <w:t xml:space="preserve">We can now explain why the Timer Race puzzle is not just a curiosity — it is a mathematical necessity. When the zigzag walker retraced steps and ended in a different place despite covering the same distance, the missing information was direction. Today's problems showed us that velocity and acceleration carry direction inside their sign. Without the sign, we cannot predict where Kipchoge ends up, whether the matatu will stop in time, or how long the mango takes to fall. Direction is not optional — it is built into the mathematics of motion.</w:t>
+              <w:t xml:space="preserve">We can draw a graph of displacement against time for a stationary, steady or returning movement and describe its shape. This helps us describe the steady motion of Car A in the overtaking, and shows we need more tools, such as reading steepness and velocity-time graphs, to describe Car B speeding up.</w:t>
             </w:r>
           </w:p>
         </w:tc>
@@ -1128,7 +1128,7 @@
                 <w:sz w:val="18"/>
                 <w:szCs w:val="18"/>
               </w:rPr>
-              <w:t xml:space="preserve">Drawing Displacement–Time Graphs: Reading Motion from a Line</w:t>
+              <w:t xml:space="preserve">Interpreting Displacement-Time Graphs: Gradient, Rest and Meeting Points</w:t>
             </w:r>
           </w:p>
         </w:tc>
@@ -1160,7 +1160,7 @@
                 <w:sz w:val="18"/>
                 <w:szCs w:val="18"/>
               </w:rPr>
-              <w:t xml:space="preserve">Learners plotted displacement–time graphs from data tables based on the Timer Race walkers and the SGR Nairobi–Mombasa journey, identifying flat segments (stationary motion), steep segments (fast uniform motion), gentle segments (slow uniform motion), and negative-gradient segments (motion in the opposite direction, as shown by Walker C retracing her steps).</w:t>
+              <w:t xml:space="preserve">We observed that the graph of Atieno's ride has three sections with gradients 12 km/h, 0 and -18 km/h, and that the lines for the matatu leaving Naivasha at 60 km/h and the car leaving Nakuru at 90 km/h cross at 24 min and 24 km from Naivasha.</w:t>
             </w:r>
           </w:p>
         </w:tc>
@@ -1192,7 +1192,7 @@
                 <w:sz w:val="18"/>
                 <w:szCs w:val="18"/>
               </w:rPr>
-              <w:t xml:space="preserve">The gradient of a displacement–time graph equals the velocity of the object (gradient = Δs ÷ Δt). A positive gradient means motion away from the reference point; a zero gradient means the object is stationary; a negative gradient means motion back toward or past the reference point. This is why a displacement–time graph — unlike a speedometer or a distance value alone — can communicate both speed and direction.</w:t>
+              <w:t xml:space="preserve">We learned that the gradient of a displacement-time graph is velocity, that its sign shows direction (negative means the opposite way, like the oncoming lorry L), that a flat line means rest, and that the intersection of two graphs shows where and when two bodies meet.</w:t>
             </w:r>
           </w:p>
         </w:tc>
@@ -1224,7 +1224,7 @@
                 <w:sz w:val="18"/>
                 <w:szCs w:val="18"/>
               </w:rPr>
-              <w:t xml:space="preserve">Every segment of a displacement–time graph encodes information about velocity: its steepness gives the magnitude and its sign gives the direction. This is the mathematical language the Timer Race puzzle demanded — it explains why Walker C, despite covering the 'same distance,' ends up in a completely different location, and why Eliud Kipchoge's 42 km marathon displacement is far smaller than his total distance run. Direction always matters, and graphs make direction visible.</w:t>
+              <w:t xml:space="preserve">We can explain that the vehicles meet when their graphs cross because they are at the same displacement at the same time. This helps us describe the motion of Car A, Car B and the oncoming lorry L, but we still need velocity-time graphs and acceleration to explain how Car B speeds up when overtaking.</w:t>
             </w:r>
           </w:p>
         </w:tc>
@@ -1277,7 +1277,7 @@
                 <w:sz w:val="18"/>
                 <w:szCs w:val="18"/>
               </w:rPr>
-              <w:t xml:space="preserve">Interpreting Displacement–Time Graphs</w:t>
+              <w:t xml:space="preserve">Drawing Velocity-Time Graphs: Speeding Up, Steady Speed and Slowing Down</w:t>
             </w:r>
           </w:p>
         </w:tc>
@@ -1309,7 +1309,7 @@
                 <w:sz w:val="18"/>
                 <w:szCs w:val="18"/>
               </w:rPr>
-              <w:t xml:space="preserve">Learners read and analysed two pre-drawn displacement–time graphs: a boda-boda rider's journey in Kisumu (ferry terminal to Kondele market, with a stop and partial return) and a jogger's out-and-back run in Nairobi's Karura Forest. They observed that different segments of each graph had different shapes — some rising steeply, some flat, some sloping downward — and recorded displacement and time values for each segment.</w:t>
+              <w:t xml:space="preserve">What did we observe? Example: Car A's velocity-time graph is a horizontal line at 20 m/s. Car B's graph rises in a straight line from 20 m/s at t = 0 to 30 m/s at t = 5 s and then is horizontal until t = 7.5 s. The braking matatu's graph falls in a straight line from 20 m/s at t = 0 to 0 m/s at t = 10 s.</w:t>
             </w:r>
           </w:p>
         </w:tc>
@@ -1341,7 +1341,7 @@
                 <w:sz w:val="18"/>
                 <w:szCs w:val="18"/>
               </w:rPr>
-              <w:t xml:space="preserve">Learners learned that the gradient (slope) of a displacement–time graph is equal to the velocity of the object for that segment. A steep positive gradient means high velocity in the forward direction; a shallow positive gradient means low velocity forward; a zero gradient (horizontal line) means the object is stationary; and a negative gradient means the object is moving back toward the starting point. Because gradient encodes direction as well as speed, displacement–time graphs display velocity — a vector quantity — not merely speed.</w:t>
+              <w:t xml:space="preserve">What did we learn? Example: A rising line shows speeding up (positive acceleration, e.g. 2 m/s^2), a horizontal line shows steady speed (zero acceleration), and a falling line shows slowing down (deceleration, e.g. a = -2 m/s^2). A velocity-time graph has t (s) on the x-axis and v (m/s) on the y-axis.</w:t>
             </w:r>
           </w:p>
         </w:tc>
@@ -1373,7 +1373,7 @@
                 <w:sz w:val="18"/>
                 <w:szCs w:val="18"/>
               </w:rPr>
-              <w:t xml:space="preserve">Learners explained that a speedometer (or a raw distance/speed number) cannot tell you the direction of travel, but the gradient of a displacement–time graph can — a negative gradient makes the return direction mathematically visible. Applied to the anchoring phenomenon, this explains why Eliud Kipchoge's marathon displacement–time graph would end near zero gradient despite 42 km of running distance, and why the retracing walker (Group C) in the Timer Race Puzzle would show a smaller final displacement than the straight-line walker on a graph — even if both graphs cover the same total time.</w:t>
+              <w:t xml:space="preserve">How does this help us explain the overtake? Example: The graphs show that Wanjiru in Car B speeds up gradually from 72 km/h to 108 km/h in 5 s and then holds that speed, while Mr Kamau in Car A stays at 72 km/h. Next we need to find how far each car travels and how their speeds compare.</w:t>
             </w:r>
           </w:p>
         </w:tc>
@@ -1426,7 +1426,7 @@
                 <w:sz w:val="18"/>
                 <w:szCs w:val="18"/>
               </w:rPr>
-              <w:t xml:space="preserve">Drawing Velocity–Time Graphs: Gradients, Acceleration, and Kipchoge's Splits</w:t>
+              <w:t xml:space="preserve">Interpreting Velocity-Time Graphs: Gradient for Acceleration, Area for Distance</w:t>
             </w:r>
           </w:p>
         </w:tc>
@@ -1458,7 +1458,7 @@
                 <w:sz w:val="18"/>
                 <w:szCs w:val="18"/>
               </w:rPr>
-              <w:t xml:space="preserve">Learners plotted velocity–time graphs from tabulated data for Eliud Kipchoge's marathon training splits and a Nairobi–Thika matatu journey. They observed that different sections of the v–t graph (horizontal, rising, falling) correspond to different types of motion.</w:t>
+              <w:t xml:space="preserve">We observed that Car B's velocity-time line slopes upward from 20 m/s to 30 m/s in 5 s, then stays flat to 7.5 s; Car A's line is flat at 20 m/s; the braking matatu's line slopes downward from 20 m/s to 0 in 10 s. The areas under the graphs matched the split-time table.</w:t>
             </w:r>
           </w:p>
         </w:tc>
@@ -1490,7 +1490,7 @@
                 <w:sz w:val="18"/>
                 <w:szCs w:val="18"/>
               </w:rPr>
-              <w:t xml:space="preserve">The gradient of a velocity–time graph equals the acceleration of the object (a = Δv ÷ Δt). A horizontal line means zero acceleration (uniform velocity); a positive slope means positive acceleration (speeding up); a negative slope means deceleration (slowing down). Acceleration is a vector quantity — a negative value means the acceleration acts opposite to the positive (forward) direction, so an object moving forward is slowing down.</w:t>
+              <w:t xml:space="preserve">We learned that the gradient of a velocity-time graph gives acceleration (B: 2 m/s^2; matatu: -2 m/s^2, deceleration 2 m/s^2) and the area under the graph gives distance travelled (B: 125 + 75 = 200 m; A: 150 m; matatu: 100 m).</w:t>
             </w:r>
           </w:p>
         </w:tc>
@@ -1522,7 +1522,7 @@
                 <w:sz w:val="18"/>
                 <w:szCs w:val="18"/>
               </w:rPr>
-              <w:t xml:space="preserve">Learners used v–t graphs and gradient calculations to explain how the three Timer Race characters (straight-line walker, zigzag walker, backtracker) have different accelerations even when covering similar distances, and why knowing velocity alone is not enough — the rate of change of velocity (acceleration) and direction together determine where an object ends up.</w:t>
+              <w:t xml:space="preserve">We can explain that Car B travels 50 m more than Car A during the overtake because it sped up at 2 m/s^2, and that velocity-time graphs let us describe and predict the motion of the cars on the Naivasha highway using gradient and area.</w:t>
             </w:r>
           </w:p>
         </w:tc>
@@ -1575,7 +1575,7 @@
                 <w:sz w:val="18"/>
                 <w:szCs w:val="18"/>
               </w:rPr>
-              <w:t xml:space="preserve">Interpreting Velocity–Time Graphs &amp; Area Under the Graph</w:t>
+              <w:t xml:space="preserve">Relative Speed: Why Does the Overtaken Car Look Slow?</w:t>
             </w:r>
           </w:p>
         </w:tc>
@@ -1607,7 +1607,7 @@
                 <w:sz w:val="18"/>
                 <w:szCs w:val="18"/>
               </w:rPr>
-              <w:t xml:space="preserve">Learners analysed four velocity–time graph cards representing different motion scenarios (including a boda-boda journey and a matatu trip in Nairobi). They calculated gradients of each segment, identified areas of rectangles and triangles under the graphs, and multiplied axis units to determine what each area physically represents.</w:t>
+              <w:t xml:space="preserve">We observed that at t = 0 both car A and car B show 72 km/h (20 m/s), yet B gains 1, 4, 9, 16, 25, 35, 45 and 50 m on A at t = 1, 2, 3, 4, 5, 6, 7 and 7.5 s, and oncoming lorry L moves towards them at 20 m/s.</w:t>
             </w:r>
           </w:p>
         </w:tc>
@@ -1639,7 +1639,7 @@
                 <w:sz w:val="18"/>
                 <w:szCs w:val="18"/>
               </w:rPr>
-              <w:t xml:space="preserve">The gradient of a velocity–time graph equals acceleration (Δv ÷ Δt), with a negative gradient indicating deceleration. The area under a velocity–time graph equals displacement. Using these two relationships, learners calculated that the boda-boda required approximately 21 metres to stop from 30 km/h, and that a Nairobi matatu covered 96 metres total in a combined acceleration-and-braking sequence.</w:t>
+              <w:t xml:space="preserve">We learned that relative speed is found by subtracting speeds for bodies moving in the same direction (B relative to A = 30 - 20 = 10 m/s = 36 km/h, growing from 0 at t = 0 to 10 m/s at t = 5 s) and by adding speeds for bodies moving in opposite directions (B and L: 30 + 20 = 50 m/s = 180 km/h), always stating the viewpoint. The area under B's relative velocity graph, 25 + 25 = 50 m, gives the extra distance B gains.</w:t>
             </w:r>
           </w:p>
         </w:tc>
@@ -1671,7 +1671,7 @@
                 <w:sz w:val="18"/>
                 <w:szCs w:val="18"/>
               </w:rPr>
-              <w:t xml:space="preserve">Learners explained why direction matters on a v–t graph by interpreting negative velocity on Graph D as the matatu reversing — connecting directly to the Timer Race Puzzle, where objects covering the same numerical distance can end up in completely different locations depending on direction. The area under the v–t graph gives the actual displacement — not just how far, but in which direction — which is exactly the richer mathematical language the driving question demands.</w:t>
+              <w:t xml:space="preserve">Car A looks slow from car B because they move in the same direction, so their relative speed is only 10 m/s (36 km/h) and was 0 at the start, even though both speedometers read high. The oncoming lorry looks very fast from B because it closes at 50 m/s (180 km/h), which is why the overtake needs careful checking in the next lesson.</w:t>
             </w:r>
           </w:p>
         </w:tc>
@@ -1724,7 +1724,7 @@
                 <w:sz w:val="18"/>
                 <w:szCs w:val="18"/>
               </w:rPr>
-              <w:t xml:space="preserve">Relative Speed — Combining Velocities When Direction Matters</w:t>
+              <w:t xml:space="preserve">Applying Linear Motion: Is Wanjiru's Overtake Safe?</w:t>
             </w:r>
           </w:p>
         </w:tc>
@@ -1756,7 +1756,7 @@
                 <w:sz w:val="18"/>
                 <w:szCs w:val="18"/>
               </w:rPr>
-              <w:t xml:space="preserve">Learners read an illustrated passage showing two matatus on the Nairobi–Mombasa highway — one pair travelling in the same direction and one pair travelling in opposite directions — and annotated the diagrams to compare relative speeds in each scenario.</w:t>
+              <w:t xml:space="preserve">What we observed: In the Naivasha clip, overtaking car B took 7.5 s to pass overtaken car A. In that time B travelled 200 m, A travelled 150 m and oncoming lorry L travelled 150 m. B gained 50 m on A.</w:t>
             </w:r>
           </w:p>
         </w:tc>
@@ -1788,7 +1788,7 @@
                 <w:sz w:val="18"/>
                 <w:szCs w:val="18"/>
               </w:rPr>
-              <w:t xml:space="preserve">Learners derived and applied two relative-speed rules: when two objects move in the same direction, relative speed = v₁ − v₂; when they move in opposite directions, relative speed = v₁ + v₂. They solved Kenya-contextualised problems and generalised the rule algebraically.</w:t>
+              <w:t xml:space="preserve">What we learned: We can combine acceleration (a = 2 m/s^2), areas under velocity-time graphs and relative speed to decide if an overtake is safe. B and L together use 350 m of road. The safety margin is the distance to the lorry minus 350 m, and dividing by the closing speed of 50 m/s gives the margin in seconds.</w:t>
             </w:r>
           </w:p>
         </w:tc>
@@ -1820,7 +1820,7 @@
                 <w:sz w:val="18"/>
                 <w:szCs w:val="18"/>
               </w:rPr>
-              <w:t xml:space="preserve">Direction determines whether two velocities combine by addition or subtraction. This extends the unit's central principle — that direction always matters — to situations involving two moving objects, deepening the answer to the driving question about why direction must always be specified when describing motion.</w:t>
+              <w:t xml:space="preserve">How this explains the phenomenon: With the lorry 500 m away, the margin is 150 m, or 3.0 s, so Wanjiru's overtake is safe. If the lorry were only 400 m away, the margin would be 50 m, or 1.0 s, which is unsafe. Both cars can have high speedometer readings, but safety depends on relative speeds and the road available, not on speedometer readings alone.</w:t>
             </w:r>
           </w:p>
         </w:tc>
@@ -1873,7 +1873,7 @@
                 <w:sz w:val="18"/>
                 <w:szCs w:val="18"/>
               </w:rPr>
-              <w:t xml:space="preserve">Application &amp; Cumulative Model Building: The Final Explanation</w:t>
+              <w:t xml:space="preserve">Final Model and Answer to the Driving Question: Overtaking on the Naivasha Highway</w:t>
             </w:r>
           </w:p>
         </w:tc>
@@ -1905,7 +1905,7 @@
                 <w:sz w:val="18"/>
                 <w:szCs w:val="18"/>
               </w:rPr>
-              <w:t xml:space="preserve">Learners returned to the Timer Race Puzzle and the full Driving Question Board (DQB), categorised accumulated evidence and questions as fully answered, partially answered, or still uncertain, and identified remaining conceptual gaps. They then received and decomposed a rich real-world problem: determining whether a matatu can safely overtake a truck on the Nakuru–Nairobi highway given specific velocity, acceleration, and distance data.</w:t>
+              <w:t xml:space="preserve">We observed Car B (white Subaru) overtake Car A (blue Toyota Axio) near Naivasha: both start at 72 km/h (20 m/s), B speeds up to 108 km/h (30 m/s) in 5 s and is back in lane at 7.5 s, while the oncoming lorry L approaches at 20 m/s.</w:t>
             </w:r>
           </w:p>
         </w:tc>
@@ -1937,7 +1937,7 @@
                 <w:sz w:val="18"/>
                 <w:szCs w:val="18"/>
               </w:rPr>
-              <w:t xml:space="preserve">Learners integrated all unit concepts — scalar vs. vector quantities (distance/displacement, speed/velocity), the formula v = s/t, the acceleration formula a = (v−u)/t, equations of uniform motion (s = ut + ½at²), and the construction and interpretation of velocity-time graphs (gradient = acceleration; area under graph = displacement) — to solve a multi-step real-world safety problem. They verified that all three mathematical representations (algebraic, numerical, graphical) yield consistent results, experiencing mathematical coherence. They completed the DQB and delivered a final explanation tying every concept back to the anchoring phenomenon.</w:t>
+              <w:t xml:space="preserve">We learned that velocity = displacement/time and a = (v - u)/t; that the gradient of a velocity-time graph gives acceleration (2 m/s^2) and the area gives distance (B 200 m, A 150 m); and that relative speed is the difference of speeds in the same direction (10 m/s) and the sum in opposite directions (50 m/s).</w:t>
             </w:r>
           </w:p>
         </w:tc>
@@ -1969,7 +1969,7 @@
                 <w:sz w:val="18"/>
                 <w:szCs w:val="18"/>
               </w:rPr>
-              <w:t xml:space="preserve">The Timer Race Puzzle is now fully resolved: the same numerical value for distance, speed, or time can describe entirely different physical situations because motion in a straight line requires direction — making displacement, velocity, and acceleration vector quantities. Mathematics gives us the tools (formulae, graphs, and models) to not only describe motion precisely but to predict and evaluate it — determining whether a highway overtake is safe, understanding why Eliud Kipchoge's displacement after a marathon is nearly zero despite running 42 km, and explaining why a matatu's speedometer alone cannot tell you where in Kenya you are headed. Direction always matters.</w:t>
+              <w:t xml:space="preserve">We explained that A looks slow from B because B relative to A is only 10 m/s (36 km/h), and that the overtake is safe because B and L need 350 m of road, leaving 150 m (3.0 s) of the 500 m; with the lorry at 400 m the margin is only 1.0 s, which is unsafe.</w:t>
             </w:r>
           </w:p>
         </w:tc>
@@ -2093,7 +2093,7 @@
         </w:rPr>
         <w:t xml:space="preserve">© 2026 SeaVuria and ARES. This work is licensed under a </w:t>
       </w:r>
-      <w:hyperlink w:history="1" r:id="rId3umeasnzzt0gckjr9_s5y">
+      <w:hyperlink w:history="1" r:id="rIdtkfmycebmdskwm_sj95wl">
         <w:r>
           <w:rPr>
             <w:rFonts w:ascii="Arial" w:cs="Arial" w:eastAsia="Arial" w:hAnsi="Arial"/>
@@ -2113,7 +2113,7 @@
         </w:rPr>
         <w:t xml:space="preserve"> (</w:t>
       </w:r>
-      <w:hyperlink w:history="1" r:id="rIdris9zxzpk0gcpbqv_aok1">
+      <w:hyperlink w:history="1" r:id="rId19i-dys4v_btt9whtzh2i">
         <w:r>
           <w:rPr>
             <w:rFonts w:ascii="Arial" w:cs="Arial" w:eastAsia="Arial" w:hAnsi="Arial"/>
@@ -2133,7 +2133,7 @@
         </w:rPr>
         <w:t xml:space="preserve">). To view a copy of this license, visit </w:t>
       </w:r>
-      <w:hyperlink w:history="1" r:id="rId7-lg7d3oiqegizrkae6um">
+      <w:hyperlink w:history="1" r:id="rIdiw3iqpiqco8lvkuabefaw">
         <w:r>
           <w:rPr>
             <w:rFonts w:ascii="Arial" w:cs="Arial" w:eastAsia="Arial" w:hAnsi="Arial"/>

--- a/data/outputs/v2/Maths/SS3.4_Linear_Motion/Mathematics_Linear_Motion_SummaryTable.docx
+++ b/data/outputs/v2/Maths/SS3.4_Linear_Motion/Mathematics_Linear_Motion_SummaryTable.docx
@@ -4,6 +4,7 @@
   <w:body>
     <w:p>
       <w:pPr>
+        <w:keepNext w:val="false"/>
         <w:spacing w:after="30" w:before="0"/>
         <w:jc w:val="center"/>
       </w:pPr>
@@ -23,6 +24,7 @@
     </w:p>
     <w:p>
       <w:pPr>
+        <w:keepNext w:val="false"/>
         <w:spacing w:after="60" w:before="0"/>
         <w:jc w:val="center"/>
       </w:pPr>
@@ -81,6 +83,7 @@
           </w:tcPr>
           <w:p>
             <w:pPr>
+              <w:keepNext w:val="false"/>
               <w:spacing w:after="40" w:before="0"/>
               <w:jc w:val="center"/>
             </w:pPr>
@@ -115,6 +118,7 @@
           </w:tcPr>
           <w:p>
             <w:pPr>
+              <w:keepNext w:val="false"/>
               <w:spacing w:after="40" w:before="0"/>
               <w:jc w:val="left"/>
             </w:pPr>
@@ -147,6 +151,7 @@
           </w:tcPr>
           <w:p>
             <w:pPr>
+              <w:keepNext w:val="false"/>
               <w:spacing w:after="40" w:before="0"/>
               <w:jc w:val="left"/>
             </w:pPr>
@@ -181,6 +186,7 @@
           </w:tcPr>
           <w:p>
             <w:pPr>
+              <w:keepNext w:val="false"/>
               <w:spacing w:after="40" w:before="0"/>
               <w:jc w:val="left"/>
             </w:pPr>
@@ -213,6 +219,7 @@
           </w:tcPr>
           <w:p>
             <w:pPr>
+              <w:keepNext w:val="false"/>
               <w:spacing w:after="40" w:before="0"/>
               <w:jc w:val="left"/>
             </w:pPr>
@@ -273,6 +280,7 @@
           </w:tcPr>
           <w:p>
             <w:pPr>
+              <w:keepNext w:val="false"/>
               <w:spacing w:after="40" w:before="0"/>
               <w:jc w:val="center"/>
             </w:pPr>
@@ -307,6 +315,7 @@
           </w:tcPr>
           <w:p>
             <w:pPr>
+              <w:keepNext w:val="false"/>
               <w:spacing w:after="40" w:before="0"/>
               <w:jc w:val="left"/>
             </w:pPr>
@@ -369,6 +378,7 @@
           </w:tcPr>
           <w:p>
             <w:pPr>
+              <w:keepNext w:val="false"/>
               <w:spacing w:after="40" w:before="0"/>
               <w:jc w:val="left"/>
             </w:pPr>
@@ -401,6 +411,7 @@
           </w:tcPr>
           <w:p>
             <w:pPr>
+              <w:keepNext w:val="false"/>
               <w:spacing w:after="40" w:before="0"/>
               <w:jc w:val="left"/>
             </w:pPr>
@@ -433,6 +444,7 @@
           </w:tcPr>
           <w:p>
             <w:pPr>
+              <w:keepNext w:val="false"/>
               <w:spacing w:after="40" w:before="0"/>
               <w:jc w:val="left"/>
             </w:pPr>
@@ -465,6 +477,7 @@
           </w:tcPr>
           <w:p>
             <w:pPr>
+              <w:keepNext w:val="false"/>
               <w:spacing w:after="40" w:before="0"/>
               <w:jc w:val="left"/>
             </w:pPr>
@@ -499,6 +512,7 @@
           </w:tcPr>
           <w:p>
             <w:pPr>
+              <w:keepNext w:val="false"/>
               <w:spacing w:after="40" w:before="0"/>
               <w:jc w:val="left"/>
             </w:pPr>
@@ -518,6 +532,7 @@
           </w:p>
           <w:p>
             <w:pPr>
+              <w:keepNext w:val="false"/>
               <w:spacing w:after="40" w:before="0"/>
               <w:jc w:val="left"/>
             </w:pPr>
@@ -550,6 +565,7 @@
           </w:tcPr>
           <w:p>
             <w:pPr>
+              <w:keepNext w:val="false"/>
               <w:spacing w:after="40" w:before="0"/>
               <w:jc w:val="left"/>
             </w:pPr>
@@ -582,6 +598,7 @@
           </w:tcPr>
           <w:p>
             <w:pPr>
+              <w:keepNext w:val="false"/>
               <w:spacing w:after="40" w:before="0"/>
               <w:jc w:val="left"/>
             </w:pPr>
@@ -614,6 +631,7 @@
           </w:tcPr>
           <w:p>
             <w:pPr>
+              <w:keepNext w:val="false"/>
               <w:spacing w:after="40" w:before="0"/>
               <w:jc w:val="left"/>
             </w:pPr>
@@ -648,6 +666,7 @@
           </w:tcPr>
           <w:p>
             <w:pPr>
+              <w:keepNext w:val="false"/>
               <w:spacing w:after="40" w:before="0"/>
               <w:jc w:val="left"/>
             </w:pPr>
@@ -667,6 +686,7 @@
           </w:p>
           <w:p>
             <w:pPr>
+              <w:keepNext w:val="false"/>
               <w:spacing w:after="40" w:before="0"/>
               <w:jc w:val="left"/>
             </w:pPr>
@@ -699,6 +719,7 @@
           </w:tcPr>
           <w:p>
             <w:pPr>
+              <w:keepNext w:val="false"/>
               <w:spacing w:after="40" w:before="0"/>
               <w:jc w:val="left"/>
             </w:pPr>
@@ -731,6 +752,7 @@
           </w:tcPr>
           <w:p>
             <w:pPr>
+              <w:keepNext w:val="false"/>
               <w:spacing w:after="40" w:before="0"/>
               <w:jc w:val="left"/>
             </w:pPr>
@@ -763,6 +785,7 @@
           </w:tcPr>
           <w:p>
             <w:pPr>
+              <w:keepNext w:val="false"/>
               <w:spacing w:after="40" w:before="0"/>
               <w:jc w:val="left"/>
             </w:pPr>
@@ -797,6 +820,7 @@
           </w:tcPr>
           <w:p>
             <w:pPr>
+              <w:keepNext w:val="false"/>
               <w:spacing w:after="40" w:before="0"/>
               <w:jc w:val="left"/>
             </w:pPr>
@@ -816,6 +840,7 @@
           </w:p>
           <w:p>
             <w:pPr>
+              <w:keepNext w:val="false"/>
               <w:spacing w:after="40" w:before="0"/>
               <w:jc w:val="left"/>
             </w:pPr>
@@ -848,6 +873,7 @@
           </w:tcPr>
           <w:p>
             <w:pPr>
+              <w:keepNext w:val="false"/>
               <w:spacing w:after="40" w:before="0"/>
               <w:jc w:val="left"/>
             </w:pPr>
@@ -880,6 +906,7 @@
           </w:tcPr>
           <w:p>
             <w:pPr>
+              <w:keepNext w:val="false"/>
               <w:spacing w:after="40" w:before="0"/>
               <w:jc w:val="left"/>
             </w:pPr>
@@ -912,6 +939,7 @@
           </w:tcPr>
           <w:p>
             <w:pPr>
+              <w:keepNext w:val="false"/>
               <w:spacing w:after="40" w:before="0"/>
               <w:jc w:val="left"/>
             </w:pPr>
@@ -946,6 +974,7 @@
           </w:tcPr>
           <w:p>
             <w:pPr>
+              <w:keepNext w:val="false"/>
               <w:spacing w:after="40" w:before="0"/>
               <w:jc w:val="left"/>
             </w:pPr>
@@ -965,6 +994,7 @@
           </w:p>
           <w:p>
             <w:pPr>
+              <w:keepNext w:val="false"/>
               <w:spacing w:after="40" w:before="0"/>
               <w:jc w:val="left"/>
             </w:pPr>
@@ -997,6 +1027,7 @@
           </w:tcPr>
           <w:p>
             <w:pPr>
+              <w:keepNext w:val="false"/>
               <w:spacing w:after="40" w:before="0"/>
               <w:jc w:val="left"/>
             </w:pPr>
@@ -1029,6 +1060,7 @@
           </w:tcPr>
           <w:p>
             <w:pPr>
+              <w:keepNext w:val="false"/>
               <w:spacing w:after="40" w:before="0"/>
               <w:jc w:val="left"/>
             </w:pPr>
@@ -1061,6 +1093,7 @@
           </w:tcPr>
           <w:p>
             <w:pPr>
+              <w:keepNext w:val="false"/>
               <w:spacing w:after="40" w:before="0"/>
               <w:jc w:val="left"/>
             </w:pPr>
@@ -1095,6 +1128,7 @@
           </w:tcPr>
           <w:p>
             <w:pPr>
+              <w:keepNext w:val="false"/>
               <w:spacing w:after="40" w:before="0"/>
               <w:jc w:val="left"/>
             </w:pPr>
@@ -1114,6 +1148,7 @@
           </w:p>
           <w:p>
             <w:pPr>
+              <w:keepNext w:val="false"/>
               <w:spacing w:after="40" w:before="0"/>
               <w:jc w:val="left"/>
             </w:pPr>
@@ -1146,6 +1181,7 @@
           </w:tcPr>
           <w:p>
             <w:pPr>
+              <w:keepNext w:val="false"/>
               <w:spacing w:after="40" w:before="0"/>
               <w:jc w:val="left"/>
             </w:pPr>
@@ -1178,6 +1214,7 @@
           </w:tcPr>
           <w:p>
             <w:pPr>
+              <w:keepNext w:val="false"/>
               <w:spacing w:after="40" w:before="0"/>
               <w:jc w:val="left"/>
             </w:pPr>
@@ -1210,6 +1247,7 @@
           </w:tcPr>
           <w:p>
             <w:pPr>
+              <w:keepNext w:val="false"/>
               <w:spacing w:after="40" w:before="0"/>
               <w:jc w:val="left"/>
             </w:pPr>
@@ -1244,6 +1282,7 @@
           </w:tcPr>
           <w:p>
             <w:pPr>
+              <w:keepNext w:val="false"/>
               <w:spacing w:after="40" w:before="0"/>
               <w:jc w:val="left"/>
             </w:pPr>
@@ -1263,6 +1302,7 @@
           </w:p>
           <w:p>
             <w:pPr>
+              <w:keepNext w:val="false"/>
               <w:spacing w:after="40" w:before="0"/>
               <w:jc w:val="left"/>
             </w:pPr>
@@ -1295,6 +1335,7 @@
           </w:tcPr>
           <w:p>
             <w:pPr>
+              <w:keepNext w:val="false"/>
               <w:spacing w:after="40" w:before="0"/>
               <w:jc w:val="left"/>
             </w:pPr>
@@ -1327,6 +1368,7 @@
           </w:tcPr>
           <w:p>
             <w:pPr>
+              <w:keepNext w:val="false"/>
               <w:spacing w:after="40" w:before="0"/>
               <w:jc w:val="left"/>
             </w:pPr>
@@ -1359,6 +1401,7 @@
           </w:tcPr>
           <w:p>
             <w:pPr>
+              <w:keepNext w:val="false"/>
               <w:spacing w:after="40" w:before="0"/>
               <w:jc w:val="left"/>
             </w:pPr>
@@ -1393,6 +1436,7 @@
           </w:tcPr>
           <w:p>
             <w:pPr>
+              <w:keepNext w:val="false"/>
               <w:spacing w:after="40" w:before="0"/>
               <w:jc w:val="left"/>
             </w:pPr>
@@ -1412,6 +1456,7 @@
           </w:p>
           <w:p>
             <w:pPr>
+              <w:keepNext w:val="false"/>
               <w:spacing w:after="40" w:before="0"/>
               <w:jc w:val="left"/>
             </w:pPr>
@@ -1444,6 +1489,7 @@
           </w:tcPr>
           <w:p>
             <w:pPr>
+              <w:keepNext w:val="false"/>
               <w:spacing w:after="40" w:before="0"/>
               <w:jc w:val="left"/>
             </w:pPr>
@@ -1476,6 +1522,7 @@
           </w:tcPr>
           <w:p>
             <w:pPr>
+              <w:keepNext w:val="false"/>
               <w:spacing w:after="40" w:before="0"/>
               <w:jc w:val="left"/>
             </w:pPr>
@@ -1508,6 +1555,7 @@
           </w:tcPr>
           <w:p>
             <w:pPr>
+              <w:keepNext w:val="false"/>
               <w:spacing w:after="40" w:before="0"/>
               <w:jc w:val="left"/>
             </w:pPr>
@@ -1542,6 +1590,7 @@
           </w:tcPr>
           <w:p>
             <w:pPr>
+              <w:keepNext w:val="false"/>
               <w:spacing w:after="40" w:before="0"/>
               <w:jc w:val="left"/>
             </w:pPr>
@@ -1561,6 +1610,7 @@
           </w:p>
           <w:p>
             <w:pPr>
+              <w:keepNext w:val="false"/>
               <w:spacing w:after="40" w:before="0"/>
               <w:jc w:val="left"/>
             </w:pPr>
@@ -1593,6 +1643,7 @@
           </w:tcPr>
           <w:p>
             <w:pPr>
+              <w:keepNext w:val="false"/>
               <w:spacing w:after="40" w:before="0"/>
               <w:jc w:val="left"/>
             </w:pPr>
@@ -1625,6 +1676,7 @@
           </w:tcPr>
           <w:p>
             <w:pPr>
+              <w:keepNext w:val="false"/>
               <w:spacing w:after="40" w:before="0"/>
               <w:jc w:val="left"/>
             </w:pPr>
@@ -1657,6 +1709,7 @@
           </w:tcPr>
           <w:p>
             <w:pPr>
+              <w:keepNext w:val="false"/>
               <w:spacing w:after="40" w:before="0"/>
               <w:jc w:val="left"/>
             </w:pPr>
@@ -1691,6 +1744,7 @@
           </w:tcPr>
           <w:p>
             <w:pPr>
+              <w:keepNext w:val="false"/>
               <w:spacing w:after="40" w:before="0"/>
               <w:jc w:val="left"/>
             </w:pPr>
@@ -1710,6 +1764,7 @@
           </w:p>
           <w:p>
             <w:pPr>
+              <w:keepNext w:val="false"/>
               <w:spacing w:after="40" w:before="0"/>
               <w:jc w:val="left"/>
             </w:pPr>
@@ -1742,6 +1797,7 @@
           </w:tcPr>
           <w:p>
             <w:pPr>
+              <w:keepNext w:val="false"/>
               <w:spacing w:after="40" w:before="0"/>
               <w:jc w:val="left"/>
             </w:pPr>
@@ -1774,6 +1830,7 @@
           </w:tcPr>
           <w:p>
             <w:pPr>
+              <w:keepNext w:val="false"/>
               <w:spacing w:after="40" w:before="0"/>
               <w:jc w:val="left"/>
             </w:pPr>
@@ -1806,6 +1863,7 @@
           </w:tcPr>
           <w:p>
             <w:pPr>
+              <w:keepNext w:val="false"/>
               <w:spacing w:after="40" w:before="0"/>
               <w:jc w:val="left"/>
             </w:pPr>
@@ -1840,6 +1898,7 @@
           </w:tcPr>
           <w:p>
             <w:pPr>
+              <w:keepNext w:val="false"/>
               <w:spacing w:after="40" w:before="0"/>
               <w:jc w:val="left"/>
             </w:pPr>
@@ -1859,6 +1918,7 @@
           </w:p>
           <w:p>
             <w:pPr>
+              <w:keepNext w:val="false"/>
               <w:spacing w:after="40" w:before="0"/>
               <w:jc w:val="left"/>
             </w:pPr>
@@ -1891,6 +1951,7 @@
           </w:tcPr>
           <w:p>
             <w:pPr>
+              <w:keepNext w:val="false"/>
               <w:spacing w:after="40" w:before="0"/>
               <w:jc w:val="left"/>
             </w:pPr>
@@ -1923,6 +1984,7 @@
           </w:tcPr>
           <w:p>
             <w:pPr>
+              <w:keepNext w:val="false"/>
               <w:spacing w:after="40" w:before="0"/>
               <w:jc w:val="left"/>
             </w:pPr>
@@ -1955,6 +2017,7 @@
           </w:tcPr>
           <w:p>
             <w:pPr>
+              <w:keepNext w:val="false"/>
               <w:spacing w:after="40" w:before="0"/>
               <w:jc w:val="left"/>
             </w:pPr>
@@ -2093,7 +2156,7 @@
         </w:rPr>
         <w:t xml:space="preserve">© 2026 SeaVuria and ARES. This work is licensed under a </w:t>
       </w:r>
-      <w:hyperlink w:history="1" r:id="rIdtkfmycebmdskwm_sj95wl">
+      <w:hyperlink w:history="1" r:id="rId7424ofjxrycd_xbgshavr">
         <w:r>
           <w:rPr>
             <w:rFonts w:ascii="Arial" w:cs="Arial" w:eastAsia="Arial" w:hAnsi="Arial"/>
@@ -2113,7 +2176,7 @@
         </w:rPr>
         <w:t xml:space="preserve"> (</w:t>
       </w:r>
-      <w:hyperlink w:history="1" r:id="rId19i-dys4v_btt9whtzh2i">
+      <w:hyperlink w:history="1" r:id="rIdp-heh9g3v0ouymfnhzagh">
         <w:r>
           <w:rPr>
             <w:rFonts w:ascii="Arial" w:cs="Arial" w:eastAsia="Arial" w:hAnsi="Arial"/>
@@ -2133,7 +2196,7 @@
         </w:rPr>
         <w:t xml:space="preserve">). To view a copy of this license, visit </w:t>
       </w:r>
-      <w:hyperlink w:history="1" r:id="rIdiw3iqpiqco8lvkuabefaw">
+      <w:hyperlink w:history="1" r:id="rIdrcfeuvt7lo2zykjc9pqmj">
         <w:r>
           <w:rPr>
             <w:rFonts w:ascii="Arial" w:cs="Arial" w:eastAsia="Arial" w:hAnsi="Arial"/>

--- a/data/outputs/v2/Maths/SS3.4_Linear_Motion/Mathematics_Linear_Motion_SummaryTable.docx
+++ b/data/outputs/v2/Maths/SS3.4_Linear_Motion/Mathematics_Linear_Motion_SummaryTable.docx
@@ -2156,7 +2156,7 @@
         </w:rPr>
         <w:t xml:space="preserve">© 2026 SeaVuria and ARES. This work is licensed under a </w:t>
       </w:r>
-      <w:hyperlink w:history="1" r:id="rId7424ofjxrycd_xbgshavr">
+      <w:hyperlink w:history="1" r:id="rIdabz2jdrke6c5bt61smnwh">
         <w:r>
           <w:rPr>
             <w:rFonts w:ascii="Arial" w:cs="Arial" w:eastAsia="Arial" w:hAnsi="Arial"/>
@@ -2176,7 +2176,7 @@
         </w:rPr>
         <w:t xml:space="preserve"> (</w:t>
       </w:r>
-      <w:hyperlink w:history="1" r:id="rIdp-heh9g3v0ouymfnhzagh">
+      <w:hyperlink w:history="1" r:id="rIdozvgqv0pek4qtsqhb6djn">
         <w:r>
           <w:rPr>
             <w:rFonts w:ascii="Arial" w:cs="Arial" w:eastAsia="Arial" w:hAnsi="Arial"/>
@@ -2196,7 +2196,7 @@
         </w:rPr>
         <w:t xml:space="preserve">). To view a copy of this license, visit </w:t>
       </w:r>
-      <w:hyperlink w:history="1" r:id="rIdrcfeuvt7lo2zykjc9pqmj">
+      <w:hyperlink w:history="1" r:id="rIdhklgnrjy5ptw8exvi9cuc">
         <w:r>
           <w:rPr>
             <w:rFonts w:ascii="Arial" w:cs="Arial" w:eastAsia="Arial" w:hAnsi="Arial"/>
